--- a/data/concession-vologda/Приложение 11.docx
+++ b/data/concession-vologda/Приложение 11.docx
@@ -1,6 +1,6 @@
 
 <file path=word/document.xml><?xml version="1.0" encoding="utf-8"?>
-<w:document xmlns:wpc="http://schemas.microsoft.com/office/word/2010/wordprocessingCanvas" xmlns:cx="http://schemas.microsoft.com/office/drawing/2014/chartex" xmlns:cx1="http://schemas.microsoft.com/office/drawing/2015/9/8/chartex" xmlns:cx2="http://schemas.microsoft.com/office/drawing/2015/10/21/chartex" xmlns:cx3="http://schemas.microsoft.com/office/drawing/2016/5/9/chartex" xmlns:cx4="http://schemas.microsoft.com/office/drawing/2016/5/10/chartex" xmlns:cx5="http://schemas.microsoft.com/office/drawing/2016/5/11/chartex" xmlns:cx6="http://schemas.microsoft.com/office/drawing/2016/5/12/chartex" xmlns:cx7="http://schemas.microsoft.com/office/drawing/2016/5/13/chartex" xmlns:cx8="http://schemas.microsoft.com/office/drawing/2016/5/14/chartex" xmlns:mc="http://schemas.openxmlformats.org/markup-compatibility/2006" xmlns:aink="http://schemas.microsoft.com/office/drawing/2016/ink" xmlns:am3d="http://schemas.microsoft.com/office/drawing/2017/model3d" xmlns:o="urn:schemas-microsoft-com:office:office" xmlns:r="http://schemas.openxmlformats.org/officeDocument/2006/relationships" xmlns:m="http://schemas.openxmlformats.org/officeDocument/2006/math" xmlns:v="urn:schemas-microsoft-com:vml" xmlns:wp14="http://schemas.microsoft.com/office/word/2010/wordprocessingDrawing" xmlns:wp="http://schemas.openxmlformats.org/drawingml/2006/wordprocessingDrawing" xmlns:w10="urn:schemas-microsoft-com:office:word" xmlns:w="http://schemas.openxmlformats.org/wordprocessingml/2006/main" xmlns:w14="http://schemas.microsoft.com/office/word/2010/wordml" xmlns:w15="http://schemas.microsoft.com/office/word/2012/wordml" xmlns:w16cid="http://schemas.microsoft.com/office/word/2016/wordml/cid" xmlns:w16se="http://schemas.microsoft.com/office/word/2015/wordml/symex" xmlns:wpg="http://schemas.microsoft.com/office/word/2010/wordprocessingGroup" xmlns:wpi="http://schemas.microsoft.com/office/word/2010/wordprocessingInk" xmlns:wne="http://schemas.microsoft.com/office/word/2006/wordml" xmlns:wps="http://schemas.microsoft.com/office/word/2010/wordprocessingShape" mc:Ignorable="w14 w15 w16se w16cid wp14">
+<w:document xmlns:wpc="http://schemas.microsoft.com/office/word/2010/wordprocessingCanvas" xmlns:cx="http://schemas.microsoft.com/office/drawing/2014/chartex" xmlns:cx1="http://schemas.microsoft.com/office/drawing/2015/9/8/chartex" xmlns:cx2="http://schemas.microsoft.com/office/drawing/2015/10/21/chartex" xmlns:cx3="http://schemas.microsoft.com/office/drawing/2016/5/9/chartex" xmlns:cx4="http://schemas.microsoft.com/office/drawing/2016/5/10/chartex" xmlns:cx5="http://schemas.microsoft.com/office/drawing/2016/5/11/chartex" xmlns:cx6="http://schemas.microsoft.com/office/drawing/2016/5/12/chartex" xmlns:cx7="http://schemas.microsoft.com/office/drawing/2016/5/13/chartex" xmlns:cx8="http://schemas.microsoft.com/office/drawing/2016/5/14/chartex" xmlns:mc="http://schemas.openxmlformats.org/markup-compatibility/2006" xmlns:aink="http://schemas.microsoft.com/office/drawing/2016/ink" xmlns:am3d="http://schemas.microsoft.com/office/drawing/2017/model3d" xmlns:o="urn:schemas-microsoft-com:office:office" xmlns:oel="http://schemas.microsoft.com/office/2019/extlst" xmlns:r="http://schemas.openxmlformats.org/officeDocument/2006/relationships" xmlns:m="http://schemas.openxmlformats.org/officeDocument/2006/math" xmlns:v="urn:schemas-microsoft-com:vml" xmlns:wp14="http://schemas.microsoft.com/office/word/2010/wordprocessingDrawing" xmlns:wp="http://schemas.openxmlformats.org/drawingml/2006/wordprocessingDrawing" xmlns:w10="urn:schemas-microsoft-com:office:word" xmlns:w="http://schemas.openxmlformats.org/wordprocessingml/2006/main" xmlns:w14="http://schemas.microsoft.com/office/word/2010/wordml" xmlns:w15="http://schemas.microsoft.com/office/word/2012/wordml" xmlns:w16cex="http://schemas.microsoft.com/office/word/2018/wordml/cex" xmlns:w16cid="http://schemas.microsoft.com/office/word/2016/wordml/cid" xmlns:w16="http://schemas.microsoft.com/office/word/2018/wordml" xmlns:w16du="http://schemas.microsoft.com/office/word/2023/wordml/word16du" xmlns:w16sdtdh="http://schemas.microsoft.com/office/word/2020/wordml/sdtdatahash" xmlns:w16sdtfl="http://schemas.microsoft.com/office/word/2024/wordml/sdtformatlock" xmlns:w16se="http://schemas.microsoft.com/office/word/2015/wordml/symex" xmlns:wpg="http://schemas.microsoft.com/office/word/2010/wordprocessingGroup" xmlns:wpi="http://schemas.microsoft.com/office/word/2010/wordprocessingInk" xmlns:wne="http://schemas.microsoft.com/office/word/2006/wordml" xmlns:wps="http://schemas.microsoft.com/office/word/2010/wordprocessingShape" mc:Ignorable="w14 w15 w16se w16cid w16 w16cex w16sdtdh w16sdtfl w16du wp14">
   <w:body>
     <w:p>
       <w:pPr>
@@ -171,7 +171,6 @@
           <w:b/>
           <w:sz w:val="24"/>
         </w:rPr>
-        <w:lastRenderedPageBreak/>
         <w:t>БЕЗВОЗМЕЗДНОЕ ЛИЦЕНЗИОННОЕ СОГЛАШЕНИЕ</w:t>
       </w:r>
     </w:p>
@@ -217,7 +216,6 @@
               <w:bottom w:val="nil"/>
               <w:right w:val="nil"/>
             </w:tcBorders>
-            <w:shd w:val="clear" w:color="auto" w:fill="auto"/>
             <w:tcMar>
               <w:top w:w="80" w:type="dxa"/>
               <w:left w:w="80" w:type="dxa"/>
@@ -250,7 +248,6 @@
               <w:bottom w:val="nil"/>
               <w:right w:val="nil"/>
             </w:tcBorders>
-            <w:shd w:val="clear" w:color="auto" w:fill="auto"/>
             <w:tcMar>
               <w:top w:w="80" w:type="dxa"/>
               <w:left w:w="80" w:type="dxa"/>
@@ -416,25 +413,7 @@
           <w:sz w:val="24"/>
           <w:szCs w:val="24"/>
         </w:rPr>
-        <w:t xml:space="preserve">и общество с ограниченной ответственностью «МВС», в лице Генерального директора </w:t>
-      </w:r>
-      <w:proofErr w:type="spellStart"/>
-      <w:r>
-        <w:rPr>
-          <w:rFonts w:ascii="Times New Roman" w:hAnsi="Times New Roman"/>
-          <w:sz w:val="24"/>
-          <w:szCs w:val="24"/>
-        </w:rPr>
-        <w:t>Хазова</w:t>
-      </w:r>
-      <w:proofErr w:type="spellEnd"/>
-      <w:r>
-        <w:rPr>
-          <w:rFonts w:ascii="Times New Roman" w:hAnsi="Times New Roman"/>
-          <w:sz w:val="24"/>
-          <w:szCs w:val="24"/>
-        </w:rPr>
-        <w:t xml:space="preserve"> Даниила Владимировича (далее – Лицензиат), действующего на основании Устава, с другой стороны,</w:t>
+        <w:t>и общество с ограниченной ответственностью «МВС», в лице Генерального директора Хазова Даниила Владимировича (далее – Лицензиат), действующего на основании Устава, с другой стороны,</w:t>
       </w:r>
     </w:p>
     <w:p>
@@ -493,13 +472,9 @@
     </w:p>
     <w:p>
       <w:pPr>
-        <w:pStyle w:val="a7"/>
         <w:keepNext/>
-        <w:numPr>
-          <w:ilvl w:val="0"/>
-          <w:numId w:val="4"/>
-        </w:numPr>
         <w:spacing w:after="0" w:line="240" w:lineRule="auto"/>
+        <w:ind w:left="420" w:hanging="420"/>
         <w:jc w:val="center"/>
         <w:outlineLvl w:val="2"/>
         <w:rPr>
@@ -508,6 +483,22 @@
           <w:sz w:val="24"/>
         </w:rPr>
       </w:pPr>
+      <w:r>
+        <w:rPr>
+          <w:rFonts w:ascii="Times New Roman" w:hAnsi="Times New Roman"/>
+          <w:b/>
+          <w:sz w:val="24"/>
+        </w:rPr>
+        <w:t>1.</w:t>
+      </w:r>
+      <w:r>
+        <w:rPr>
+          <w:rFonts w:ascii="Times New Roman" w:hAnsi="Times New Roman"/>
+          <w:b/>
+          <w:sz w:val="24"/>
+        </w:rPr>
+        <w:tab/>
+      </w:r>
       <w:r>
         <w:rPr>
           <w:rFonts w:ascii="Times New Roman" w:hAnsi="Times New Roman"/>
@@ -533,152 +524,193 @@
     </w:p>
     <w:p>
       <w:pPr>
-        <w:pStyle w:val="a7"/>
-        <w:numPr>
-          <w:ilvl w:val="1"/>
-          <w:numId w:val="4"/>
-        </w:numPr>
-        <w:spacing w:after="0"/>
-        <w:ind w:left="0" w:firstLine="709"/>
-        <w:jc w:val="both"/>
-        <w:rPr>
-          <w:rFonts w:ascii="Times New Roman" w:hAnsi="Times New Roman"/>
-          <w:sz w:val="24"/>
-        </w:rPr>
-      </w:pPr>
-      <w:r>
-        <w:rPr>
-          <w:rFonts w:ascii="Times New Roman" w:hAnsi="Times New Roman"/>
-          <w:sz w:val="24"/>
-        </w:rPr>
-        <w:t xml:space="preserve">Лицензиар обязуется предоставить (передать) Лицензиату на основании Соглашения право использования Программного обеспечения, указанного в спецификации (Приложение № 1 к настоящему Лицензионному договору), на условиях безвозмездной простой (неисключительной) лицензии, а Лицензиат обязуется принять Программное обеспечение в порядке и на условиях, определенных настоящим Лицензионным договором и Соглашением. </w:t>
-      </w:r>
-    </w:p>
-    <w:p>
-      <w:pPr>
-        <w:pStyle w:val="a7"/>
-        <w:numPr>
-          <w:ilvl w:val="1"/>
-          <w:numId w:val="4"/>
-        </w:numPr>
-        <w:spacing w:after="0"/>
-        <w:ind w:left="0" w:firstLine="709"/>
-        <w:jc w:val="both"/>
-        <w:rPr>
-          <w:rFonts w:ascii="Times New Roman" w:hAnsi="Times New Roman"/>
-          <w:sz w:val="24"/>
-        </w:rPr>
-      </w:pPr>
-      <w:r>
-        <w:rPr>
-          <w:rFonts w:ascii="Times New Roman" w:hAnsi="Times New Roman"/>
-          <w:sz w:val="24"/>
-        </w:rPr>
-        <w:t xml:space="preserve">Право использования Программного обеспечения предоставляется Лицензиату на весь </w:t>
-      </w:r>
-      <w:r>
-        <w:rPr>
-          <w:rFonts w:ascii="Times New Roman" w:hAnsi="Times New Roman"/>
-          <w:sz w:val="24"/>
-        </w:rPr>
-        <w:t>с</w:t>
-      </w:r>
-      <w:r>
-        <w:rPr>
-          <w:rFonts w:ascii="Times New Roman" w:hAnsi="Times New Roman"/>
-          <w:sz w:val="24"/>
-        </w:rPr>
-        <w:t xml:space="preserve">рок действия Соглашения в объеме, установленным настоящим Лицензионным договором. </w:t>
-      </w:r>
-    </w:p>
-    <w:p>
-      <w:pPr>
-        <w:pStyle w:val="a7"/>
-        <w:numPr>
-          <w:ilvl w:val="1"/>
-          <w:numId w:val="4"/>
-        </w:numPr>
-        <w:spacing w:after="0"/>
-        <w:ind w:left="0" w:firstLine="709"/>
-        <w:jc w:val="both"/>
-        <w:rPr>
-          <w:rFonts w:ascii="Times New Roman" w:hAnsi="Times New Roman"/>
-          <w:sz w:val="24"/>
-        </w:rPr>
-      </w:pPr>
-      <w:r>
-        <w:rPr>
-          <w:rFonts w:ascii="Times New Roman" w:hAnsi="Times New Roman"/>
-          <w:sz w:val="24"/>
-        </w:rPr>
-        <w:t xml:space="preserve">Программное обеспечение передается Лицензиату в составе АПК «Автоматизированная система эксплуатации системы безопасности дорожного движения Вологодской области» одновременно с подписанием Акта передачи Объекта Соглашения (далее – Акт), форма Акта приведена в Приложении № 2 к настоящему Лицензионному договору. </w:t>
-      </w:r>
-    </w:p>
-    <w:p>
-      <w:pPr>
-        <w:pStyle w:val="a7"/>
-        <w:numPr>
-          <w:ilvl w:val="1"/>
-          <w:numId w:val="4"/>
-        </w:numPr>
-        <w:spacing w:after="0"/>
-        <w:ind w:left="0" w:firstLine="709"/>
-        <w:jc w:val="both"/>
-        <w:rPr>
-          <w:rFonts w:ascii="Times New Roman" w:hAnsi="Times New Roman"/>
-          <w:sz w:val="24"/>
-        </w:rPr>
-      </w:pPr>
-      <w:r>
-        <w:rPr>
-          <w:rFonts w:ascii="Times New Roman" w:hAnsi="Times New Roman"/>
-          <w:sz w:val="24"/>
-        </w:rPr>
-        <w:t>Лицензиар гарантирует, что он является правообладателем исключительных прав на Программное обеспечение, указанное в п. 1.1. настоящего Лицензионного договора, и имеет права на заключение настоящего Лицензионного договора.</w:t>
-      </w:r>
-    </w:p>
-    <w:p>
-      <w:pPr>
-        <w:pStyle w:val="a7"/>
-        <w:numPr>
-          <w:ilvl w:val="1"/>
-          <w:numId w:val="4"/>
-        </w:numPr>
-        <w:spacing w:after="0"/>
-        <w:ind w:left="0" w:firstLine="709"/>
-        <w:jc w:val="both"/>
-        <w:rPr>
-          <w:rFonts w:ascii="Times New Roman" w:hAnsi="Times New Roman"/>
-          <w:sz w:val="24"/>
-        </w:rPr>
-      </w:pPr>
-      <w:r>
-        <w:rPr>
-          <w:rFonts w:ascii="Times New Roman" w:hAnsi="Times New Roman"/>
-          <w:sz w:val="24"/>
-        </w:rPr>
-        <w:t>Все условия, оговоренные далее, относятся как к Программному обеспечению в целом, так и ко всем его компонентам в отдельности.</w:t>
-      </w:r>
-    </w:p>
-    <w:p>
-      <w:pPr>
         <w:spacing w:after="0"/>
         <w:ind w:firstLine="709"/>
-        <w:rPr>
-          <w:rFonts w:ascii="Times New Roman" w:hAnsi="Times New Roman"/>
-          <w:sz w:val="24"/>
-        </w:rPr>
-      </w:pPr>
-    </w:p>
-    <w:p>
-      <w:pPr>
-        <w:pStyle w:val="a7"/>
+        <w:jc w:val="both"/>
+        <w:rPr>
+          <w:rFonts w:ascii="Times New Roman" w:hAnsi="Times New Roman"/>
+          <w:sz w:val="24"/>
+        </w:rPr>
+      </w:pPr>
+      <w:r>
+        <w:rPr>
+          <w:rFonts w:ascii="Times New Roman" w:hAnsi="Times New Roman"/>
+          <w:sz w:val="24"/>
+        </w:rPr>
+        <w:t>1.1.</w:t>
+      </w:r>
+      <w:r>
+        <w:rPr>
+          <w:rFonts w:ascii="Times New Roman" w:hAnsi="Times New Roman"/>
+          <w:sz w:val="24"/>
+        </w:rPr>
+        <w:tab/>
+      </w:r>
+      <w:r>
+        <w:rPr>
+          <w:rFonts w:ascii="Times New Roman" w:hAnsi="Times New Roman"/>
+          <w:sz w:val="24"/>
+        </w:rPr>
+        <w:t xml:space="preserve">Лицензиар обязуется предоставить (передать) Лицензиату на основании Соглашения право использования Программного обеспечения, указанного в спецификации (Приложение № 1 к настоящему Лицензионному договору), на условиях безвозмездной простой (неисключительной) лицензии, а Лицензиат обязуется принять Программное обеспечение в порядке и на условиях, определенных настоящим Лицензионным договором и Соглашением. </w:t>
+      </w:r>
+    </w:p>
+    <w:p>
+      <w:pPr>
+        <w:spacing w:after="0"/>
+        <w:ind w:firstLine="709"/>
+        <w:jc w:val="both"/>
+        <w:rPr>
+          <w:rFonts w:ascii="Times New Roman" w:hAnsi="Times New Roman"/>
+          <w:sz w:val="24"/>
+        </w:rPr>
+      </w:pPr>
+      <w:r>
+        <w:rPr>
+          <w:rFonts w:ascii="Times New Roman" w:hAnsi="Times New Roman"/>
+          <w:sz w:val="24"/>
+        </w:rPr>
+        <w:t>1.2.</w:t>
+      </w:r>
+      <w:r>
+        <w:rPr>
+          <w:rFonts w:ascii="Times New Roman" w:hAnsi="Times New Roman"/>
+          <w:sz w:val="24"/>
+        </w:rPr>
+        <w:tab/>
+      </w:r>
+      <w:r>
+        <w:rPr>
+          <w:rFonts w:ascii="Times New Roman" w:hAnsi="Times New Roman"/>
+          <w:sz w:val="24"/>
+        </w:rPr>
+        <w:t xml:space="preserve">Право использования Программного обеспечения предоставляется Лицензиату на весь </w:t>
+      </w:r>
+      <w:r>
+        <w:rPr>
+          <w:rFonts w:ascii="Times New Roman" w:hAnsi="Times New Roman"/>
+          <w:sz w:val="24"/>
+        </w:rPr>
+        <w:t>с</w:t>
+      </w:r>
+      <w:r>
+        <w:rPr>
+          <w:rFonts w:ascii="Times New Roman" w:hAnsi="Times New Roman"/>
+          <w:sz w:val="24"/>
+        </w:rPr>
+        <w:t xml:space="preserve">рок действия Соглашения в объеме, установленным настоящим Лицензионным договором. </w:t>
+      </w:r>
+    </w:p>
+    <w:p>
+      <w:pPr>
+        <w:spacing w:after="0"/>
+        <w:ind w:firstLine="709"/>
+        <w:jc w:val="both"/>
+        <w:rPr>
+          <w:rFonts w:ascii="Times New Roman" w:hAnsi="Times New Roman"/>
+          <w:sz w:val="24"/>
+        </w:rPr>
+      </w:pPr>
+      <w:r>
+        <w:rPr>
+          <w:rFonts w:ascii="Times New Roman" w:hAnsi="Times New Roman"/>
+          <w:sz w:val="24"/>
+        </w:rPr>
+        <w:t>1.3.</w:t>
+      </w:r>
+      <w:r>
+        <w:rPr>
+          <w:rFonts w:ascii="Times New Roman" w:hAnsi="Times New Roman"/>
+          <w:sz w:val="24"/>
+        </w:rPr>
+        <w:tab/>
+      </w:r>
+      <w:r>
+        <w:rPr>
+          <w:rFonts w:ascii="Times New Roman" w:hAnsi="Times New Roman"/>
+          <w:sz w:val="24"/>
+        </w:rPr>
+        <w:t xml:space="preserve">Программное обеспечение передается Лицензиату в составе АПК «Автоматизированная система эксплуатации системы безопасности дорожного движения Вологодской области» одновременно с подписанием Акта передачи Объекта Соглашения (далее – Акт), форма Акта приведена в Приложении № 2 к настоящему Лицензионному договору. </w:t>
+      </w:r>
+    </w:p>
+    <w:p>
+      <w:pPr>
+        <w:spacing w:after="0"/>
+        <w:ind w:firstLine="709"/>
+        <w:jc w:val="both"/>
+        <w:rPr>
+          <w:rFonts w:ascii="Times New Roman" w:hAnsi="Times New Roman"/>
+          <w:sz w:val="24"/>
+        </w:rPr>
+      </w:pPr>
+      <w:r>
+        <w:rPr>
+          <w:rFonts w:ascii="Times New Roman" w:hAnsi="Times New Roman"/>
+          <w:sz w:val="24"/>
+        </w:rPr>
+        <w:t>1.4.</w:t>
+      </w:r>
+      <w:r>
+        <w:rPr>
+          <w:rFonts w:ascii="Times New Roman" w:hAnsi="Times New Roman"/>
+          <w:sz w:val="24"/>
+        </w:rPr>
+        <w:tab/>
+      </w:r>
+      <w:r>
+        <w:rPr>
+          <w:rFonts w:ascii="Times New Roman" w:hAnsi="Times New Roman"/>
+          <w:sz w:val="24"/>
+        </w:rPr>
+        <w:t>Лицензиар гарантирует, что он является правообладателем исключительных прав на Программное обеспечение, указанное в п. 1.1. настоящего Лицензионного договора, и имеет права на заключение настоящего Лицензионного договора.</w:t>
+      </w:r>
+    </w:p>
+    <w:p>
+      <w:pPr>
+        <w:spacing w:after="0"/>
+        <w:ind w:firstLine="709"/>
+        <w:jc w:val="both"/>
+        <w:rPr>
+          <w:rFonts w:ascii="Times New Roman" w:hAnsi="Times New Roman"/>
+          <w:sz w:val="24"/>
+        </w:rPr>
+      </w:pPr>
+      <w:r>
+        <w:rPr>
+          <w:rFonts w:ascii="Times New Roman" w:hAnsi="Times New Roman"/>
+          <w:sz w:val="24"/>
+        </w:rPr>
+        <w:t>1.5.</w:t>
+      </w:r>
+      <w:r>
+        <w:rPr>
+          <w:rFonts w:ascii="Times New Roman" w:hAnsi="Times New Roman"/>
+          <w:sz w:val="24"/>
+        </w:rPr>
+        <w:tab/>
+      </w:r>
+      <w:r>
+        <w:rPr>
+          <w:rFonts w:ascii="Times New Roman" w:hAnsi="Times New Roman"/>
+          <w:sz w:val="24"/>
+        </w:rPr>
+        <w:t>Все условия, оговоренные далее, относятся как к Программному обеспечению в целом, так и ко всем его компонентам в отдельности.</w:t>
+      </w:r>
+    </w:p>
+    <w:p>
+      <w:pPr>
+        <w:spacing w:after="0"/>
+        <w:ind w:firstLine="709"/>
+        <w:rPr>
+          <w:rFonts w:ascii="Times New Roman" w:hAnsi="Times New Roman"/>
+          <w:sz w:val="24"/>
+        </w:rPr>
+      </w:pPr>
+    </w:p>
+    <w:p>
+      <w:pPr>
         <w:keepNext/>
-        <w:numPr>
-          <w:ilvl w:val="0"/>
-          <w:numId w:val="4"/>
-        </w:numPr>
         <w:spacing w:after="0" w:line="240" w:lineRule="auto"/>
+        <w:ind w:left="420" w:hanging="420"/>
         <w:jc w:val="center"/>
         <w:outlineLvl w:val="2"/>
         <w:rPr>
@@ -693,7 +725,22 @@
           <w:b/>
           <w:sz w:val="24"/>
         </w:rPr>
-        <w:lastRenderedPageBreak/>
+        <w:t>2.</w:t>
+      </w:r>
+      <w:r>
+        <w:rPr>
+          <w:rFonts w:ascii="Times New Roman" w:hAnsi="Times New Roman"/>
+          <w:b/>
+          <w:sz w:val="24"/>
+        </w:rPr>
+        <w:tab/>
+      </w:r>
+      <w:r>
+        <w:rPr>
+          <w:rFonts w:ascii="Times New Roman" w:hAnsi="Times New Roman"/>
+          <w:b/>
+          <w:sz w:val="24"/>
+        </w:rPr>
         <w:t xml:space="preserve"> Авторские права</w:t>
       </w:r>
     </w:p>
@@ -713,13 +760,8 @@
     </w:p>
     <w:p>
       <w:pPr>
-        <w:pStyle w:val="a7"/>
-        <w:numPr>
-          <w:ilvl w:val="1"/>
-          <w:numId w:val="4"/>
-        </w:numPr>
         <w:spacing w:after="0"/>
-        <w:ind w:left="0" w:firstLine="709"/>
+        <w:ind w:firstLine="709"/>
         <w:jc w:val="both"/>
         <w:rPr>
           <w:rFonts w:ascii="Times New Roman" w:hAnsi="Times New Roman"/>
@@ -731,6 +773,20 @@
           <w:rFonts w:ascii="Times New Roman" w:hAnsi="Times New Roman"/>
           <w:sz w:val="24"/>
         </w:rPr>
+        <w:t>2.1.</w:t>
+      </w:r>
+      <w:r>
+        <w:rPr>
+          <w:rFonts w:ascii="Times New Roman" w:hAnsi="Times New Roman"/>
+          <w:sz w:val="24"/>
+        </w:rPr>
+        <w:tab/>
+      </w:r>
+      <w:r>
+        <w:rPr>
+          <w:rFonts w:ascii="Times New Roman" w:hAnsi="Times New Roman"/>
+          <w:sz w:val="24"/>
+        </w:rPr>
         <w:t xml:space="preserve">Программное обеспечение и его компоненты являются интеллектуальной собственностью правообладателя ( </w:t>
       </w:r>
       <w:r>
@@ -775,13 +831,9 @@
     </w:p>
     <w:p>
       <w:pPr>
-        <w:pStyle w:val="a7"/>
         <w:keepNext/>
-        <w:numPr>
-          <w:ilvl w:val="0"/>
-          <w:numId w:val="4"/>
-        </w:numPr>
         <w:spacing w:after="0" w:line="240" w:lineRule="auto"/>
+        <w:ind w:left="420" w:hanging="420"/>
         <w:jc w:val="center"/>
         <w:outlineLvl w:val="2"/>
         <w:rPr>
@@ -790,6 +842,22 @@
           <w:sz w:val="24"/>
         </w:rPr>
       </w:pPr>
+      <w:r>
+        <w:rPr>
+          <w:rFonts w:ascii="Times New Roman" w:hAnsi="Times New Roman"/>
+          <w:b/>
+          <w:sz w:val="24"/>
+        </w:rPr>
+        <w:t>3.</w:t>
+      </w:r>
+      <w:r>
+        <w:rPr>
+          <w:rFonts w:ascii="Times New Roman" w:hAnsi="Times New Roman"/>
+          <w:b/>
+          <w:sz w:val="24"/>
+        </w:rPr>
+        <w:tab/>
+      </w:r>
       <w:r>
         <w:rPr>
           <w:rFonts w:ascii="Times New Roman" w:hAnsi="Times New Roman"/>
@@ -815,183 +883,6 @@
     </w:p>
     <w:p>
       <w:pPr>
-        <w:pStyle w:val="a7"/>
-        <w:numPr>
-          <w:ilvl w:val="1"/>
-          <w:numId w:val="4"/>
-        </w:numPr>
-        <w:spacing w:after="0"/>
-        <w:ind w:left="0" w:firstLine="709"/>
-        <w:jc w:val="both"/>
-        <w:rPr>
-          <w:rFonts w:ascii="Times New Roman" w:hAnsi="Times New Roman"/>
-          <w:sz w:val="24"/>
-        </w:rPr>
-      </w:pPr>
-      <w:r>
-        <w:rPr>
-          <w:rFonts w:ascii="Times New Roman" w:hAnsi="Times New Roman"/>
-          <w:sz w:val="24"/>
-        </w:rPr>
-        <w:t>Лицензиат может хранить, устанавливать и использовать копии Программного обеспечения.</w:t>
-      </w:r>
-    </w:p>
-    <w:p>
-      <w:pPr>
-        <w:pStyle w:val="a7"/>
-        <w:numPr>
-          <w:ilvl w:val="1"/>
-          <w:numId w:val="4"/>
-        </w:numPr>
-        <w:spacing w:after="0"/>
-        <w:ind w:left="0" w:firstLine="709"/>
-        <w:jc w:val="both"/>
-        <w:rPr>
-          <w:rFonts w:ascii="Times New Roman" w:hAnsi="Times New Roman"/>
-          <w:sz w:val="24"/>
-        </w:rPr>
-      </w:pPr>
-      <w:r>
-        <w:rPr>
-          <w:rFonts w:ascii="Times New Roman" w:hAnsi="Times New Roman"/>
-          <w:sz w:val="24"/>
-        </w:rPr>
-        <w:t>Лицензиат имеет право устанавливать Программное обеспечение на средства вычислительной техники (ЭВМ) в объеме спецификации Программного обеспечения и использовать для осуществления деятельности, указанной в Соглашении.</w:t>
-      </w:r>
-    </w:p>
-    <w:p>
-      <w:pPr>
-        <w:pStyle w:val="a7"/>
-        <w:numPr>
-          <w:ilvl w:val="1"/>
-          <w:numId w:val="4"/>
-        </w:numPr>
-        <w:spacing w:after="0"/>
-        <w:ind w:left="0" w:firstLine="709"/>
-        <w:jc w:val="both"/>
-        <w:rPr>
-          <w:rFonts w:ascii="Times New Roman" w:hAnsi="Times New Roman"/>
-          <w:sz w:val="24"/>
-        </w:rPr>
-      </w:pPr>
-      <w:r>
-        <w:rPr>
-          <w:rFonts w:ascii="Times New Roman" w:hAnsi="Times New Roman"/>
-          <w:sz w:val="24"/>
-        </w:rPr>
-        <w:t xml:space="preserve">Лицензиат имеет право изготовить одну резервную (архивную) копию Программного обеспечения, предназначенную для восстановления данных Лицензиата на случай его утери или повреждения. Резервная (архивная) копия не может быть использована в иных целях. </w:t>
-      </w:r>
-    </w:p>
-    <w:p>
-      <w:pPr>
-        <w:pStyle w:val="a7"/>
-        <w:numPr>
-          <w:ilvl w:val="1"/>
-          <w:numId w:val="4"/>
-        </w:numPr>
-        <w:spacing w:after="0"/>
-        <w:ind w:left="0" w:firstLine="709"/>
-        <w:jc w:val="both"/>
-        <w:rPr>
-          <w:rFonts w:ascii="Times New Roman" w:hAnsi="Times New Roman"/>
-          <w:sz w:val="24"/>
-        </w:rPr>
-      </w:pPr>
-      <w:r>
-        <w:rPr>
-          <w:rFonts w:ascii="Times New Roman" w:hAnsi="Times New Roman"/>
-          <w:sz w:val="24"/>
-        </w:rPr>
-        <w:t xml:space="preserve">Лицензиат может передавать право использования Программного обеспечения полностью или частично третьим лицам (заключать </w:t>
-      </w:r>
-      <w:proofErr w:type="spellStart"/>
-      <w:r>
-        <w:rPr>
-          <w:rFonts w:ascii="Times New Roman" w:hAnsi="Times New Roman"/>
-          <w:sz w:val="24"/>
-        </w:rPr>
-        <w:t>сублицензионные</w:t>
-      </w:r>
-      <w:proofErr w:type="spellEnd"/>
-      <w:r>
-        <w:rPr>
-          <w:rFonts w:ascii="Times New Roman" w:hAnsi="Times New Roman"/>
-          <w:sz w:val="24"/>
-        </w:rPr>
-        <w:t xml:space="preserve"> договоры) в целях исполнения Соглашения, а также в пределах тех прав и тех способов использования, которые предусмотрены настоящим Лицензионным договором. </w:t>
-      </w:r>
-    </w:p>
-    <w:p>
-      <w:pPr>
-        <w:pStyle w:val="a7"/>
-        <w:numPr>
-          <w:ilvl w:val="1"/>
-          <w:numId w:val="4"/>
-        </w:numPr>
-        <w:spacing w:after="0"/>
-        <w:ind w:left="0" w:firstLine="709"/>
-        <w:jc w:val="both"/>
-        <w:rPr>
-          <w:rFonts w:ascii="Times New Roman" w:hAnsi="Times New Roman"/>
-          <w:sz w:val="24"/>
-        </w:rPr>
-      </w:pPr>
-      <w:r>
-        <w:rPr>
-          <w:rFonts w:ascii="Times New Roman" w:hAnsi="Times New Roman"/>
-          <w:sz w:val="24"/>
-        </w:rPr>
-        <w:t>Лицензиат имеет право на адаптацию, настройку и внесение изменений в Программное обеспечение, то есть внесение изменений в Программное обеспечение, исключительно в целях улучшения функционирования Программного обеспечения на АПК «Автоматизированная система эксплуатации системы безопасности дорожного движения Вологодской области» в том числе путем установки новых версий Программного обеспечения;</w:t>
-      </w:r>
-    </w:p>
-    <w:p>
-      <w:pPr>
-        <w:pStyle w:val="a7"/>
-        <w:numPr>
-          <w:ilvl w:val="1"/>
-          <w:numId w:val="4"/>
-        </w:numPr>
-        <w:spacing w:after="0"/>
-        <w:ind w:left="0" w:firstLine="709"/>
-        <w:jc w:val="both"/>
-        <w:rPr>
-          <w:rFonts w:ascii="Times New Roman" w:hAnsi="Times New Roman"/>
-          <w:sz w:val="24"/>
-        </w:rPr>
-      </w:pPr>
-      <w:r>
-        <w:rPr>
-          <w:rFonts w:ascii="Times New Roman" w:hAnsi="Times New Roman"/>
-          <w:sz w:val="24"/>
-        </w:rPr>
-        <w:t xml:space="preserve">Лицензиат не имеет права совершать относительно Программного обеспечения действия, нарушающие российские и международные нормы по авторскому праву и использованию программных средств. </w:t>
-      </w:r>
-    </w:p>
-    <w:p>
-      <w:pPr>
-        <w:pStyle w:val="a7"/>
-        <w:numPr>
-          <w:ilvl w:val="1"/>
-          <w:numId w:val="4"/>
-        </w:numPr>
-        <w:spacing w:after="0"/>
-        <w:ind w:left="0" w:firstLine="709"/>
-        <w:jc w:val="both"/>
-        <w:rPr>
-          <w:rFonts w:ascii="Times New Roman" w:hAnsi="Times New Roman"/>
-          <w:sz w:val="24"/>
-        </w:rPr>
-      </w:pPr>
-      <w:r>
-        <w:rPr>
-          <w:rFonts w:ascii="Times New Roman" w:hAnsi="Times New Roman"/>
-          <w:sz w:val="24"/>
-        </w:rPr>
-        <w:t>Территорией правомерного использования Программного обеспечения является территория Вологодской области.</w:t>
-      </w:r>
-    </w:p>
-    <w:p>
-      <w:pPr>
         <w:spacing w:after="0"/>
         <w:ind w:firstLine="709"/>
         <w:jc w:val="both"/>
@@ -1000,16 +891,236 @@
           <w:sz w:val="24"/>
         </w:rPr>
       </w:pPr>
-    </w:p>
-    <w:p>
-      <w:pPr>
-        <w:pStyle w:val="a7"/>
+      <w:r>
+        <w:rPr>
+          <w:rFonts w:ascii="Times New Roman" w:hAnsi="Times New Roman"/>
+          <w:sz w:val="24"/>
+        </w:rPr>
+        <w:t>3.1.</w:t>
+      </w:r>
+      <w:r>
+        <w:rPr>
+          <w:rFonts w:ascii="Times New Roman" w:hAnsi="Times New Roman"/>
+          <w:sz w:val="24"/>
+        </w:rPr>
+        <w:tab/>
+      </w:r>
+      <w:r>
+        <w:rPr>
+          <w:rFonts w:ascii="Times New Roman" w:hAnsi="Times New Roman"/>
+          <w:sz w:val="24"/>
+        </w:rPr>
+        <w:t>Лицензиат может хранить, устанавливать и использовать копии Программного обеспечения.</w:t>
+      </w:r>
+    </w:p>
+    <w:p>
+      <w:pPr>
+        <w:spacing w:after="0"/>
+        <w:ind w:firstLine="709"/>
+        <w:jc w:val="both"/>
+        <w:rPr>
+          <w:rFonts w:ascii="Times New Roman" w:hAnsi="Times New Roman"/>
+          <w:sz w:val="24"/>
+        </w:rPr>
+      </w:pPr>
+      <w:r>
+        <w:rPr>
+          <w:rFonts w:ascii="Times New Roman" w:hAnsi="Times New Roman"/>
+          <w:sz w:val="24"/>
+        </w:rPr>
+        <w:t>3.2.</w:t>
+      </w:r>
+      <w:r>
+        <w:rPr>
+          <w:rFonts w:ascii="Times New Roman" w:hAnsi="Times New Roman"/>
+          <w:sz w:val="24"/>
+        </w:rPr>
+        <w:tab/>
+      </w:r>
+      <w:r>
+        <w:rPr>
+          <w:rFonts w:ascii="Times New Roman" w:hAnsi="Times New Roman"/>
+          <w:sz w:val="24"/>
+        </w:rPr>
+        <w:t>Лицензиат имеет право устанавливать Программное обеспечение на средства вычислительной техники (ЭВМ) в объеме спецификации Программного обеспечения и использовать для осуществления деятельности, указанной в Соглашении.</w:t>
+      </w:r>
+    </w:p>
+    <w:p>
+      <w:pPr>
+        <w:spacing w:after="0"/>
+        <w:ind w:firstLine="709"/>
+        <w:jc w:val="both"/>
+        <w:rPr>
+          <w:rFonts w:ascii="Times New Roman" w:hAnsi="Times New Roman"/>
+          <w:sz w:val="24"/>
+        </w:rPr>
+      </w:pPr>
+      <w:r>
+        <w:rPr>
+          <w:rFonts w:ascii="Times New Roman" w:hAnsi="Times New Roman"/>
+          <w:sz w:val="24"/>
+        </w:rPr>
+        <w:t>3.3.</w:t>
+      </w:r>
+      <w:r>
+        <w:rPr>
+          <w:rFonts w:ascii="Times New Roman" w:hAnsi="Times New Roman"/>
+          <w:sz w:val="24"/>
+        </w:rPr>
+        <w:tab/>
+      </w:r>
+      <w:r>
+        <w:rPr>
+          <w:rFonts w:ascii="Times New Roman" w:hAnsi="Times New Roman"/>
+          <w:sz w:val="24"/>
+        </w:rPr>
+        <w:t xml:space="preserve">Лицензиат имеет право изготовить одну резервную (архивную) копию Программного обеспечения, предназначенную для восстановления данных Лицензиата на случай его утери или повреждения. Резервная (архивная) копия не может быть использована в иных целях. </w:t>
+      </w:r>
+    </w:p>
+    <w:p>
+      <w:pPr>
+        <w:spacing w:after="0"/>
+        <w:ind w:firstLine="709"/>
+        <w:jc w:val="both"/>
+        <w:rPr>
+          <w:rFonts w:ascii="Times New Roman" w:hAnsi="Times New Roman"/>
+          <w:sz w:val="24"/>
+        </w:rPr>
+      </w:pPr>
+      <w:r>
+        <w:rPr>
+          <w:rFonts w:ascii="Times New Roman" w:hAnsi="Times New Roman"/>
+          <w:sz w:val="24"/>
+        </w:rPr>
+        <w:t>3.4.</w:t>
+      </w:r>
+      <w:r>
+        <w:rPr>
+          <w:rFonts w:ascii="Times New Roman" w:hAnsi="Times New Roman"/>
+          <w:sz w:val="24"/>
+        </w:rPr>
+        <w:tab/>
+      </w:r>
+      <w:r>
+        <w:rPr>
+          <w:rFonts w:ascii="Times New Roman" w:hAnsi="Times New Roman"/>
+          <w:sz w:val="24"/>
+        </w:rPr>
+        <w:t xml:space="preserve">Лицензиат может передавать право использования Программного обеспечения полностью или частично третьим лицам (заключать сублицензионные договоры) в целях исполнения Соглашения, а также в пределах тех прав и тех способов использования, которые предусмотрены настоящим Лицензионным договором. </w:t>
+      </w:r>
+    </w:p>
+    <w:p>
+      <w:pPr>
+        <w:spacing w:after="0"/>
+        <w:ind w:firstLine="709"/>
+        <w:jc w:val="both"/>
+        <w:rPr>
+          <w:rFonts w:ascii="Times New Roman" w:hAnsi="Times New Roman"/>
+          <w:sz w:val="24"/>
+        </w:rPr>
+      </w:pPr>
+      <w:r>
+        <w:rPr>
+          <w:rFonts w:ascii="Times New Roman" w:hAnsi="Times New Roman"/>
+          <w:sz w:val="24"/>
+        </w:rPr>
+        <w:t>3.5.</w:t>
+      </w:r>
+      <w:r>
+        <w:rPr>
+          <w:rFonts w:ascii="Times New Roman" w:hAnsi="Times New Roman"/>
+          <w:sz w:val="24"/>
+        </w:rPr>
+        <w:tab/>
+      </w:r>
+      <w:r>
+        <w:rPr>
+          <w:rFonts w:ascii="Times New Roman" w:hAnsi="Times New Roman"/>
+          <w:sz w:val="24"/>
+        </w:rPr>
+        <w:t>Лицензиат имеет право на адаптацию, настройку и внесение изменений в Программное обеспечение, то есть внесение изменений в Программное обеспечение, исключительно в целях улучшения функционирования Программного обеспечения на АПК «Автоматизированная система эксплуатации системы безопасности дорожного движения Вологодской области» в том числе путем установки новых версий Программного обеспечения;</w:t>
+      </w:r>
+    </w:p>
+    <w:p>
+      <w:pPr>
+        <w:spacing w:after="0"/>
+        <w:ind w:firstLine="709"/>
+        <w:jc w:val="both"/>
+        <w:rPr>
+          <w:rFonts w:ascii="Times New Roman" w:hAnsi="Times New Roman"/>
+          <w:sz w:val="24"/>
+        </w:rPr>
+      </w:pPr>
+      <w:r>
+        <w:rPr>
+          <w:rFonts w:ascii="Times New Roman" w:hAnsi="Times New Roman"/>
+          <w:sz w:val="24"/>
+        </w:rPr>
+        <w:t>3.6.</w:t>
+      </w:r>
+      <w:r>
+        <w:rPr>
+          <w:rFonts w:ascii="Times New Roman" w:hAnsi="Times New Roman"/>
+          <w:sz w:val="24"/>
+        </w:rPr>
+        <w:tab/>
+      </w:r>
+      <w:r>
+        <w:rPr>
+          <w:rFonts w:ascii="Times New Roman" w:hAnsi="Times New Roman"/>
+          <w:sz w:val="24"/>
+        </w:rPr>
+        <w:t xml:space="preserve">Лицензиат не имеет права совершать относительно Программного обеспечения действия, нарушающие российские и международные нормы по авторскому праву и использованию программных средств. </w:t>
+      </w:r>
+    </w:p>
+    <w:p>
+      <w:pPr>
+        <w:spacing w:after="0"/>
+        <w:ind w:firstLine="709"/>
+        <w:jc w:val="both"/>
+        <w:rPr>
+          <w:rFonts w:ascii="Times New Roman" w:hAnsi="Times New Roman"/>
+          <w:sz w:val="24"/>
+        </w:rPr>
+      </w:pPr>
+      <w:r>
+        <w:rPr>
+          <w:rFonts w:ascii="Times New Roman" w:hAnsi="Times New Roman"/>
+          <w:sz w:val="24"/>
+        </w:rPr>
+        <w:t>3.7.</w:t>
+      </w:r>
+      <w:r>
+        <w:rPr>
+          <w:rFonts w:ascii="Times New Roman" w:hAnsi="Times New Roman"/>
+          <w:sz w:val="24"/>
+        </w:rPr>
+        <w:tab/>
+      </w:r>
+      <w:r>
+        <w:rPr>
+          <w:rFonts w:ascii="Times New Roman" w:hAnsi="Times New Roman"/>
+          <w:sz w:val="24"/>
+        </w:rPr>
+        <w:t>Территорией правомерного использования Программного обеспечения является территория Вологодской области.</w:t>
+      </w:r>
+    </w:p>
+    <w:p>
+      <w:pPr>
+        <w:spacing w:after="0"/>
+        <w:ind w:firstLine="709"/>
+        <w:jc w:val="both"/>
+        <w:rPr>
+          <w:rFonts w:ascii="Times New Roman" w:hAnsi="Times New Roman"/>
+          <w:sz w:val="24"/>
+        </w:rPr>
+      </w:pPr>
+    </w:p>
+    <w:p>
+      <w:pPr>
         <w:keepNext/>
-        <w:numPr>
-          <w:ilvl w:val="0"/>
-          <w:numId w:val="4"/>
-        </w:numPr>
         <w:spacing w:after="0" w:line="240" w:lineRule="auto"/>
+        <w:ind w:left="420" w:hanging="420"/>
         <w:jc w:val="center"/>
         <w:outlineLvl w:val="2"/>
         <w:rPr>
@@ -1018,6 +1129,22 @@
           <w:sz w:val="24"/>
         </w:rPr>
       </w:pPr>
+      <w:r>
+        <w:rPr>
+          <w:rFonts w:ascii="Times New Roman" w:hAnsi="Times New Roman"/>
+          <w:b/>
+          <w:sz w:val="24"/>
+        </w:rPr>
+        <w:t>4.</w:t>
+      </w:r>
+      <w:r>
+        <w:rPr>
+          <w:rFonts w:ascii="Times New Roman" w:hAnsi="Times New Roman"/>
+          <w:b/>
+          <w:sz w:val="24"/>
+        </w:rPr>
+        <w:tab/>
+      </w:r>
       <w:r>
         <w:rPr>
           <w:rFonts w:ascii="Times New Roman" w:hAnsi="Times New Roman"/>
@@ -1043,75 +1170,6 @@
     </w:p>
     <w:p>
       <w:pPr>
-        <w:pStyle w:val="a7"/>
-        <w:numPr>
-          <w:ilvl w:val="1"/>
-          <w:numId w:val="4"/>
-        </w:numPr>
-        <w:spacing w:after="0"/>
-        <w:ind w:left="0" w:firstLine="709"/>
-        <w:jc w:val="both"/>
-        <w:rPr>
-          <w:rFonts w:ascii="Times New Roman" w:hAnsi="Times New Roman"/>
-          <w:sz w:val="24"/>
-        </w:rPr>
-      </w:pPr>
-      <w:r>
-        <w:rPr>
-          <w:rFonts w:ascii="Times New Roman" w:hAnsi="Times New Roman"/>
-          <w:sz w:val="24"/>
-        </w:rPr>
-        <w:t xml:space="preserve">Лицензиар предоставляет Лицензиату неисключительное право использования Программного обеспечения в соответствии с условиями настоящего Лицензионного договора и Соглашения на весь Срок действия Соглашения. </w:t>
-      </w:r>
-    </w:p>
-    <w:p>
-      <w:pPr>
-        <w:pStyle w:val="a7"/>
-        <w:numPr>
-          <w:ilvl w:val="1"/>
-          <w:numId w:val="4"/>
-        </w:numPr>
-        <w:spacing w:after="0"/>
-        <w:ind w:left="0" w:firstLine="709"/>
-        <w:jc w:val="both"/>
-        <w:rPr>
-          <w:rFonts w:ascii="Times New Roman" w:hAnsi="Times New Roman"/>
-          <w:sz w:val="24"/>
-        </w:rPr>
-      </w:pPr>
-      <w:r>
-        <w:rPr>
-          <w:rFonts w:ascii="Times New Roman" w:hAnsi="Times New Roman"/>
-          <w:sz w:val="24"/>
-        </w:rPr>
-        <w:t xml:space="preserve">Неисключительное право считается предоставленным с момента подписания Лицензиаром и Лицензиатом настоящего Лицензионного договора с одновременным подписанием Акта. </w:t>
-      </w:r>
-    </w:p>
-    <w:p>
-      <w:pPr>
-        <w:pStyle w:val="a7"/>
-        <w:numPr>
-          <w:ilvl w:val="1"/>
-          <w:numId w:val="4"/>
-        </w:numPr>
-        <w:spacing w:after="0"/>
-        <w:ind w:left="0" w:firstLine="709"/>
-        <w:jc w:val="both"/>
-        <w:rPr>
-          <w:rFonts w:ascii="Times New Roman" w:hAnsi="Times New Roman"/>
-          <w:sz w:val="24"/>
-        </w:rPr>
-      </w:pPr>
-      <w:r>
-        <w:rPr>
-          <w:rFonts w:ascii="Times New Roman" w:hAnsi="Times New Roman"/>
-          <w:sz w:val="24"/>
-        </w:rPr>
-        <w:t xml:space="preserve">Сторона Лицензионного договора вправе мотивированно отказаться от подписания Акта с направлением соответствующего письменного уведомления в адрес другой Стороны в случае, если представленный для подписания Акт не соответствует по наименованиям, количеству и объему передаваемых прав условиям Соглашения. </w:t>
-      </w:r>
-    </w:p>
-    <w:p>
-      <w:pPr>
         <w:spacing w:after="0"/>
         <w:ind w:firstLine="709"/>
         <w:jc w:val="both"/>
@@ -1120,16 +1178,108 @@
           <w:sz w:val="24"/>
         </w:rPr>
       </w:pPr>
-    </w:p>
-    <w:p>
-      <w:pPr>
-        <w:pStyle w:val="a7"/>
+      <w:r>
+        <w:rPr>
+          <w:rFonts w:ascii="Times New Roman" w:hAnsi="Times New Roman"/>
+          <w:sz w:val="24"/>
+        </w:rPr>
+        <w:t>4.1.</w:t>
+      </w:r>
+      <w:r>
+        <w:rPr>
+          <w:rFonts w:ascii="Times New Roman" w:hAnsi="Times New Roman"/>
+          <w:sz w:val="24"/>
+        </w:rPr>
+        <w:tab/>
+      </w:r>
+      <w:r>
+        <w:rPr>
+          <w:rFonts w:ascii="Times New Roman" w:hAnsi="Times New Roman"/>
+          <w:sz w:val="24"/>
+        </w:rPr>
+        <w:t xml:space="preserve">Лицензиар предоставляет Лицензиату неисключительное право использования Программного обеспечения в соответствии с условиями настоящего Лицензионного договора и Соглашения на весь Срок действия Соглашения. </w:t>
+      </w:r>
+    </w:p>
+    <w:p>
+      <w:pPr>
+        <w:spacing w:after="0"/>
+        <w:ind w:firstLine="709"/>
+        <w:jc w:val="both"/>
+        <w:rPr>
+          <w:rFonts w:ascii="Times New Roman" w:hAnsi="Times New Roman"/>
+          <w:sz w:val="24"/>
+        </w:rPr>
+      </w:pPr>
+      <w:r>
+        <w:rPr>
+          <w:rFonts w:ascii="Times New Roman" w:hAnsi="Times New Roman"/>
+          <w:sz w:val="24"/>
+        </w:rPr>
+        <w:t>4.2.</w:t>
+      </w:r>
+      <w:r>
+        <w:rPr>
+          <w:rFonts w:ascii="Times New Roman" w:hAnsi="Times New Roman"/>
+          <w:sz w:val="24"/>
+        </w:rPr>
+        <w:tab/>
+      </w:r>
+      <w:r>
+        <w:rPr>
+          <w:rFonts w:ascii="Times New Roman" w:hAnsi="Times New Roman"/>
+          <w:sz w:val="24"/>
+        </w:rPr>
+        <w:t xml:space="preserve">Неисключительное право считается предоставленным с момента подписания Лицензиаром и Лицензиатом настоящего Лицензионного договора с одновременным подписанием Акта. </w:t>
+      </w:r>
+    </w:p>
+    <w:p>
+      <w:pPr>
+        <w:spacing w:after="0"/>
+        <w:ind w:firstLine="709"/>
+        <w:jc w:val="both"/>
+        <w:rPr>
+          <w:rFonts w:ascii="Times New Roman" w:hAnsi="Times New Roman"/>
+          <w:sz w:val="24"/>
+        </w:rPr>
+      </w:pPr>
+      <w:r>
+        <w:rPr>
+          <w:rFonts w:ascii="Times New Roman" w:hAnsi="Times New Roman"/>
+          <w:sz w:val="24"/>
+        </w:rPr>
+        <w:t>4.3.</w:t>
+      </w:r>
+      <w:r>
+        <w:rPr>
+          <w:rFonts w:ascii="Times New Roman" w:hAnsi="Times New Roman"/>
+          <w:sz w:val="24"/>
+        </w:rPr>
+        <w:tab/>
+      </w:r>
+      <w:r>
+        <w:rPr>
+          <w:rFonts w:ascii="Times New Roman" w:hAnsi="Times New Roman"/>
+          <w:sz w:val="24"/>
+        </w:rPr>
+        <w:t xml:space="preserve">Сторона Лицензионного договора вправе мотивированно отказаться от подписания Акта с направлением соответствующего письменного уведомления в адрес другой Стороны в случае, если представленный для подписания Акт не соответствует по наименованиям, количеству и объему передаваемых прав условиям Соглашения. </w:t>
+      </w:r>
+    </w:p>
+    <w:p>
+      <w:pPr>
+        <w:spacing w:after="0"/>
+        <w:ind w:firstLine="709"/>
+        <w:jc w:val="both"/>
+        <w:rPr>
+          <w:rFonts w:ascii="Times New Roman" w:hAnsi="Times New Roman"/>
+          <w:sz w:val="24"/>
+        </w:rPr>
+      </w:pPr>
+    </w:p>
+    <w:p>
+      <w:pPr>
         <w:keepNext/>
-        <w:numPr>
-          <w:ilvl w:val="0"/>
-          <w:numId w:val="4"/>
-        </w:numPr>
         <w:spacing w:after="0" w:line="240" w:lineRule="auto"/>
+        <w:ind w:left="420" w:hanging="420"/>
         <w:jc w:val="center"/>
         <w:outlineLvl w:val="2"/>
         <w:rPr>
@@ -1138,6 +1288,22 @@
           <w:sz w:val="24"/>
         </w:rPr>
       </w:pPr>
+      <w:r>
+        <w:rPr>
+          <w:rFonts w:ascii="Times New Roman" w:hAnsi="Times New Roman"/>
+          <w:b/>
+          <w:sz w:val="24"/>
+        </w:rPr>
+        <w:t>5.</w:t>
+      </w:r>
+      <w:r>
+        <w:rPr>
+          <w:rFonts w:ascii="Times New Roman" w:hAnsi="Times New Roman"/>
+          <w:b/>
+          <w:sz w:val="24"/>
+        </w:rPr>
+        <w:tab/>
+      </w:r>
       <w:r>
         <w:rPr>
           <w:rFonts w:ascii="Times New Roman" w:hAnsi="Times New Roman"/>
@@ -1163,13 +1329,8 @@
     </w:p>
     <w:p>
       <w:pPr>
-        <w:pStyle w:val="a7"/>
-        <w:numPr>
-          <w:ilvl w:val="1"/>
-          <w:numId w:val="4"/>
-        </w:numPr>
         <w:spacing w:after="0"/>
-        <w:ind w:left="0" w:firstLine="709"/>
+        <w:ind w:firstLine="709"/>
         <w:jc w:val="both"/>
         <w:rPr>
           <w:rFonts w:ascii="Times New Roman" w:hAnsi="Times New Roman"/>
@@ -1181,18 +1342,27 @@
           <w:rFonts w:ascii="Times New Roman" w:hAnsi="Times New Roman"/>
           <w:sz w:val="24"/>
         </w:rPr>
+        <w:t>5.1.</w:t>
+      </w:r>
+      <w:r>
+        <w:rPr>
+          <w:rFonts w:ascii="Times New Roman" w:hAnsi="Times New Roman"/>
+          <w:sz w:val="24"/>
+        </w:rPr>
+        <w:tab/>
+      </w:r>
+      <w:r>
+        <w:rPr>
+          <w:rFonts w:ascii="Times New Roman" w:hAnsi="Times New Roman"/>
+          <w:sz w:val="24"/>
+        </w:rPr>
         <w:t>Лицензионный договор вступает в силу с момента его подписания и действует в течение всего срока действия Соглашения.</w:t>
       </w:r>
     </w:p>
     <w:p>
       <w:pPr>
-        <w:pStyle w:val="a7"/>
-        <w:numPr>
-          <w:ilvl w:val="1"/>
-          <w:numId w:val="4"/>
-        </w:numPr>
         <w:spacing w:after="0"/>
-        <w:ind w:left="0" w:firstLine="709"/>
+        <w:ind w:firstLine="709"/>
         <w:jc w:val="both"/>
         <w:rPr>
           <w:rFonts w:ascii="Times New Roman" w:hAnsi="Times New Roman"/>
@@ -1204,18 +1374,27 @@
           <w:rFonts w:ascii="Times New Roman" w:hAnsi="Times New Roman"/>
           <w:sz w:val="24"/>
         </w:rPr>
+        <w:t>5.2.</w:t>
+      </w:r>
+      <w:r>
+        <w:rPr>
+          <w:rFonts w:ascii="Times New Roman" w:hAnsi="Times New Roman"/>
+          <w:sz w:val="24"/>
+        </w:rPr>
+        <w:tab/>
+      </w:r>
+      <w:r>
+        <w:rPr>
+          <w:rFonts w:ascii="Times New Roman" w:hAnsi="Times New Roman"/>
+          <w:sz w:val="24"/>
+        </w:rPr>
         <w:t>В случае нарушения условий Лицензионного договора или неспособности далее выполнять его условия, все компоненты Программного обеспечения (включая печатные материалы, электронные носители, файлы с информацией, архивные/резервные копии) должны быть уничтожены.</w:t>
       </w:r>
     </w:p>
     <w:p>
       <w:pPr>
-        <w:pStyle w:val="a7"/>
-        <w:numPr>
-          <w:ilvl w:val="1"/>
-          <w:numId w:val="4"/>
-        </w:numPr>
         <w:spacing w:after="0"/>
-        <w:ind w:left="0" w:firstLine="709"/>
+        <w:ind w:firstLine="709"/>
         <w:jc w:val="both"/>
         <w:rPr>
           <w:rFonts w:ascii="Times New Roman" w:hAnsi="Times New Roman"/>
@@ -1227,6 +1406,20 @@
           <w:rFonts w:ascii="Times New Roman" w:hAnsi="Times New Roman"/>
           <w:sz w:val="24"/>
         </w:rPr>
+        <w:t>5.3.</w:t>
+      </w:r>
+      <w:r>
+        <w:rPr>
+          <w:rFonts w:ascii="Times New Roman" w:hAnsi="Times New Roman"/>
+          <w:sz w:val="24"/>
+        </w:rPr>
+        <w:tab/>
+      </w:r>
+      <w:r>
+        <w:rPr>
+          <w:rFonts w:ascii="Times New Roman" w:hAnsi="Times New Roman"/>
+          <w:sz w:val="24"/>
+        </w:rPr>
         <w:t>В случае, предусмотренном в п.5.2., Лицензиат обязан подтвердить факт уничтожения Программного обеспечения в письменном виде. Лицензионный договор при этом прекращает свое действие.</w:t>
       </w:r>
     </w:p>
@@ -1241,13 +1434,9 @@
     </w:p>
     <w:p>
       <w:pPr>
-        <w:pStyle w:val="a7"/>
         <w:keepNext/>
-        <w:numPr>
-          <w:ilvl w:val="0"/>
-          <w:numId w:val="4"/>
-        </w:numPr>
         <w:spacing w:after="0" w:line="240" w:lineRule="auto"/>
+        <w:ind w:left="420" w:hanging="420"/>
         <w:jc w:val="center"/>
         <w:outlineLvl w:val="2"/>
         <w:rPr>
@@ -1256,6 +1445,22 @@
           <w:sz w:val="24"/>
         </w:rPr>
       </w:pPr>
+      <w:r>
+        <w:rPr>
+          <w:rFonts w:ascii="Times New Roman" w:hAnsi="Times New Roman"/>
+          <w:b/>
+          <w:sz w:val="24"/>
+        </w:rPr>
+        <w:t>6.</w:t>
+      </w:r>
+      <w:r>
+        <w:rPr>
+          <w:rFonts w:ascii="Times New Roman" w:hAnsi="Times New Roman"/>
+          <w:b/>
+          <w:sz w:val="24"/>
+        </w:rPr>
+        <w:tab/>
+      </w:r>
       <w:r>
         <w:rPr>
           <w:rFonts w:ascii="Times New Roman" w:hAnsi="Times New Roman"/>
@@ -1281,13 +1486,8 @@
     </w:p>
     <w:p>
       <w:pPr>
-        <w:pStyle w:val="a7"/>
-        <w:numPr>
-          <w:ilvl w:val="1"/>
-          <w:numId w:val="4"/>
-        </w:numPr>
         <w:spacing w:after="0"/>
-        <w:ind w:left="0" w:firstLine="709"/>
+        <w:ind w:firstLine="709"/>
         <w:jc w:val="both"/>
         <w:rPr>
           <w:rFonts w:ascii="Times New Roman" w:hAnsi="Times New Roman"/>
@@ -1299,18 +1499,27 @@
           <w:rFonts w:ascii="Times New Roman" w:hAnsi="Times New Roman"/>
           <w:sz w:val="24"/>
         </w:rPr>
+        <w:t>6.1.</w:t>
+      </w:r>
+      <w:r>
+        <w:rPr>
+          <w:rFonts w:ascii="Times New Roman" w:hAnsi="Times New Roman"/>
+          <w:sz w:val="24"/>
+        </w:rPr>
+        <w:tab/>
+      </w:r>
+      <w:r>
+        <w:rPr>
+          <w:rFonts w:ascii="Times New Roman" w:hAnsi="Times New Roman"/>
+          <w:sz w:val="24"/>
+        </w:rPr>
         <w:t xml:space="preserve">Лицензиар гарантирует, что предоставляемое (передаваемое) Лицензиату по настоящему Лицензионному договора право использования Программного обеспечения принадлежит Лицензиару на законных основаниях и на момент заключения Лицензионного договора Программное обеспечение является свободным от прав третьих лиц. </w:t>
       </w:r>
     </w:p>
     <w:p>
       <w:pPr>
-        <w:pStyle w:val="a7"/>
-        <w:numPr>
-          <w:ilvl w:val="1"/>
-          <w:numId w:val="4"/>
-        </w:numPr>
         <w:spacing w:after="0"/>
-        <w:ind w:left="0" w:firstLine="709"/>
+        <w:ind w:firstLine="709"/>
         <w:jc w:val="both"/>
         <w:rPr>
           <w:rFonts w:ascii="Times New Roman" w:hAnsi="Times New Roman"/>
@@ -1322,24 +1531,47 @@
           <w:rFonts w:ascii="Times New Roman" w:hAnsi="Times New Roman"/>
           <w:sz w:val="24"/>
         </w:rPr>
+        <w:t>6.2.</w:t>
+      </w:r>
+      <w:r>
+        <w:rPr>
+          <w:rFonts w:ascii="Times New Roman" w:hAnsi="Times New Roman"/>
+          <w:sz w:val="24"/>
+        </w:rPr>
+        <w:tab/>
+      </w:r>
+      <w:r>
+        <w:rPr>
+          <w:rFonts w:ascii="Times New Roman" w:hAnsi="Times New Roman"/>
+          <w:sz w:val="24"/>
+        </w:rPr>
         <w:t xml:space="preserve">Лицензиар подтверждает, что Программное обеспечение соответствует требованиям Соглашения. </w:t>
       </w:r>
     </w:p>
     <w:p>
       <w:pPr>
-        <w:pStyle w:val="a7"/>
-        <w:numPr>
-          <w:ilvl w:val="1"/>
-          <w:numId w:val="4"/>
-        </w:numPr>
         <w:spacing w:after="0"/>
-        <w:ind w:left="0" w:firstLine="709"/>
+        <w:ind w:firstLine="709"/>
         <w:jc w:val="both"/>
         <w:rPr>
           <w:rFonts w:ascii="Times New Roman" w:hAnsi="Times New Roman"/>
           <w:sz w:val="24"/>
         </w:rPr>
       </w:pPr>
+      <w:r>
+        <w:rPr>
+          <w:rFonts w:ascii="Times New Roman" w:hAnsi="Times New Roman"/>
+          <w:sz w:val="24"/>
+        </w:rPr>
+        <w:t>6.3.</w:t>
+      </w:r>
+      <w:r>
+        <w:rPr>
+          <w:rFonts w:ascii="Times New Roman" w:hAnsi="Times New Roman"/>
+          <w:sz w:val="24"/>
+        </w:rPr>
+        <w:tab/>
+      </w:r>
       <w:r>
         <w:rPr>
           <w:rFonts w:ascii="Times New Roman" w:hAnsi="Times New Roman"/>
@@ -1360,13 +1592,9 @@
     </w:p>
     <w:p>
       <w:pPr>
-        <w:pStyle w:val="a7"/>
         <w:keepNext/>
-        <w:numPr>
-          <w:ilvl w:val="0"/>
-          <w:numId w:val="4"/>
-        </w:numPr>
         <w:spacing w:after="0" w:line="240" w:lineRule="auto"/>
+        <w:ind w:left="420" w:hanging="420"/>
         <w:jc w:val="center"/>
         <w:outlineLvl w:val="2"/>
         <w:rPr>
@@ -1375,6 +1603,22 @@
           <w:sz w:val="24"/>
         </w:rPr>
       </w:pPr>
+      <w:r>
+        <w:rPr>
+          <w:rFonts w:ascii="Times New Roman" w:hAnsi="Times New Roman"/>
+          <w:b/>
+          <w:sz w:val="24"/>
+        </w:rPr>
+        <w:t>7.</w:t>
+      </w:r>
+      <w:r>
+        <w:rPr>
+          <w:rFonts w:ascii="Times New Roman" w:hAnsi="Times New Roman"/>
+          <w:b/>
+          <w:sz w:val="24"/>
+        </w:rPr>
+        <w:tab/>
+      </w:r>
       <w:r>
         <w:rPr>
           <w:rFonts w:ascii="Times New Roman" w:hAnsi="Times New Roman"/>
@@ -1400,98 +1644,6 @@
     </w:p>
     <w:p>
       <w:pPr>
-        <w:pStyle w:val="a7"/>
-        <w:numPr>
-          <w:ilvl w:val="1"/>
-          <w:numId w:val="4"/>
-        </w:numPr>
-        <w:spacing w:after="0"/>
-        <w:ind w:left="0" w:firstLine="709"/>
-        <w:jc w:val="both"/>
-        <w:rPr>
-          <w:rFonts w:ascii="Times New Roman" w:hAnsi="Times New Roman"/>
-          <w:sz w:val="24"/>
-        </w:rPr>
-      </w:pPr>
-      <w:r>
-        <w:rPr>
-          <w:rFonts w:ascii="Times New Roman" w:hAnsi="Times New Roman"/>
-          <w:sz w:val="24"/>
-        </w:rPr>
-        <w:t xml:space="preserve">Стороны несут ответственность за неисполнение или ненадлежащее исполнение своих обязательств по настоящему Лицензионному договора в соответствии с законодательством Российской Федерации. </w:t>
-      </w:r>
-    </w:p>
-    <w:p>
-      <w:pPr>
-        <w:pStyle w:val="a7"/>
-        <w:numPr>
-          <w:ilvl w:val="1"/>
-          <w:numId w:val="4"/>
-        </w:numPr>
-        <w:spacing w:after="0"/>
-        <w:ind w:left="0" w:firstLine="709"/>
-        <w:jc w:val="both"/>
-        <w:rPr>
-          <w:rFonts w:ascii="Times New Roman" w:hAnsi="Times New Roman"/>
-          <w:sz w:val="24"/>
-        </w:rPr>
-      </w:pPr>
-      <w:r>
-        <w:rPr>
-          <w:rFonts w:ascii="Times New Roman" w:hAnsi="Times New Roman"/>
-          <w:sz w:val="24"/>
-        </w:rPr>
-        <w:t>Лицензиат приобретает право использования Программного обеспечения в объеме, оговоренном Лицензионным договором, и несет ответственность за его использование в соответствии с действующим законодательством Российской Федерации и рекомендациями, изложенными в эксплуатационной документации.</w:t>
-      </w:r>
-    </w:p>
-    <w:p>
-      <w:pPr>
-        <w:pStyle w:val="a7"/>
-        <w:numPr>
-          <w:ilvl w:val="1"/>
-          <w:numId w:val="4"/>
-        </w:numPr>
-        <w:spacing w:after="0"/>
-        <w:ind w:left="0" w:firstLine="709"/>
-        <w:jc w:val="both"/>
-        <w:rPr>
-          <w:rFonts w:ascii="Times New Roman" w:hAnsi="Times New Roman"/>
-          <w:sz w:val="24"/>
-        </w:rPr>
-      </w:pPr>
-      <w:r>
-        <w:rPr>
-          <w:rFonts w:ascii="Times New Roman" w:hAnsi="Times New Roman"/>
-          <w:sz w:val="24"/>
-        </w:rPr>
-        <w:t>Нелегальное использование, копирование Программного обеспечения или иное нарушение условий Лицензионного договора является нарушением Гражданского кодекса Российской Федерации (в т.ч. главы 4 Гражданского кодекса Российской Федерации).</w:t>
-      </w:r>
-    </w:p>
-    <w:p>
-      <w:pPr>
-        <w:pStyle w:val="a7"/>
-        <w:numPr>
-          <w:ilvl w:val="1"/>
-          <w:numId w:val="4"/>
-        </w:numPr>
-        <w:spacing w:after="0"/>
-        <w:ind w:left="0" w:firstLine="709"/>
-        <w:jc w:val="both"/>
-        <w:rPr>
-          <w:rFonts w:ascii="Times New Roman" w:hAnsi="Times New Roman"/>
-          <w:sz w:val="24"/>
-        </w:rPr>
-      </w:pPr>
-      <w:r>
-        <w:rPr>
-          <w:rFonts w:ascii="Times New Roman" w:hAnsi="Times New Roman"/>
-          <w:sz w:val="24"/>
-        </w:rPr>
-        <w:t>В случае нарушения Лицензионного договора Лицензиат несет полную ответственность по действующему законодательству Российской Федерации, а также лишается права использования Программного обеспечения.</w:t>
-      </w:r>
-    </w:p>
-    <w:p>
-      <w:pPr>
         <w:spacing w:after="0"/>
         <w:ind w:firstLine="709"/>
         <w:jc w:val="both"/>
@@ -1500,16 +1652,140 @@
           <w:sz w:val="24"/>
         </w:rPr>
       </w:pPr>
-    </w:p>
-    <w:p>
-      <w:pPr>
-        <w:pStyle w:val="a7"/>
+      <w:r>
+        <w:rPr>
+          <w:rFonts w:ascii="Times New Roman" w:hAnsi="Times New Roman"/>
+          <w:sz w:val="24"/>
+        </w:rPr>
+        <w:t>7.1.</w:t>
+      </w:r>
+      <w:r>
+        <w:rPr>
+          <w:rFonts w:ascii="Times New Roman" w:hAnsi="Times New Roman"/>
+          <w:sz w:val="24"/>
+        </w:rPr>
+        <w:tab/>
+      </w:r>
+      <w:r>
+        <w:rPr>
+          <w:rFonts w:ascii="Times New Roman" w:hAnsi="Times New Roman"/>
+          <w:sz w:val="24"/>
+        </w:rPr>
+        <w:t xml:space="preserve">Стороны несут ответственность за неисполнение или ненадлежащее исполнение своих обязательств по настоящему Лицензионному договора в соответствии с законодательством Российской Федерации. </w:t>
+      </w:r>
+    </w:p>
+    <w:p>
+      <w:pPr>
+        <w:spacing w:after="0"/>
+        <w:ind w:firstLine="709"/>
+        <w:jc w:val="both"/>
+        <w:rPr>
+          <w:rFonts w:ascii="Times New Roman" w:hAnsi="Times New Roman"/>
+          <w:sz w:val="24"/>
+        </w:rPr>
+      </w:pPr>
+      <w:r>
+        <w:rPr>
+          <w:rFonts w:ascii="Times New Roman" w:hAnsi="Times New Roman"/>
+          <w:sz w:val="24"/>
+        </w:rPr>
+        <w:t>7.2.</w:t>
+      </w:r>
+      <w:r>
+        <w:rPr>
+          <w:rFonts w:ascii="Times New Roman" w:hAnsi="Times New Roman"/>
+          <w:sz w:val="24"/>
+        </w:rPr>
+        <w:tab/>
+      </w:r>
+      <w:r>
+        <w:rPr>
+          <w:rFonts w:ascii="Times New Roman" w:hAnsi="Times New Roman"/>
+          <w:sz w:val="24"/>
+        </w:rPr>
+        <w:t>Лицензиат приобретает право использования Программного обеспечения в объеме, оговоренном Лицензионным договором, и несет ответственность за его использование в соответствии с действующим законодательством Российской Федерации и рекомендациями, изложенными в эксплуатационной документации.</w:t>
+      </w:r>
+    </w:p>
+    <w:p>
+      <w:pPr>
+        <w:spacing w:after="0"/>
+        <w:ind w:firstLine="709"/>
+        <w:jc w:val="both"/>
+        <w:rPr>
+          <w:rFonts w:ascii="Times New Roman" w:hAnsi="Times New Roman"/>
+          <w:sz w:val="24"/>
+        </w:rPr>
+      </w:pPr>
+      <w:r>
+        <w:rPr>
+          <w:rFonts w:ascii="Times New Roman" w:hAnsi="Times New Roman"/>
+          <w:sz w:val="24"/>
+        </w:rPr>
+        <w:t>7.3.</w:t>
+      </w:r>
+      <w:r>
+        <w:rPr>
+          <w:rFonts w:ascii="Times New Roman" w:hAnsi="Times New Roman"/>
+          <w:sz w:val="24"/>
+        </w:rPr>
+        <w:tab/>
+      </w:r>
+      <w:r>
+        <w:rPr>
+          <w:rFonts w:ascii="Times New Roman" w:hAnsi="Times New Roman"/>
+          <w:sz w:val="24"/>
+        </w:rPr>
+        <w:t>Нелегальное использование, копирование Программного обеспечения или иное нарушение условий Лицензионного договора является нарушением Гражданского кодекса Российской Федерации (в т.ч. главы 4 Гражданского кодекса Российской Федерации).</w:t>
+      </w:r>
+    </w:p>
+    <w:p>
+      <w:pPr>
+        <w:spacing w:after="0"/>
+        <w:ind w:firstLine="709"/>
+        <w:jc w:val="both"/>
+        <w:rPr>
+          <w:rFonts w:ascii="Times New Roman" w:hAnsi="Times New Roman"/>
+          <w:sz w:val="24"/>
+        </w:rPr>
+      </w:pPr>
+      <w:r>
+        <w:rPr>
+          <w:rFonts w:ascii="Times New Roman" w:hAnsi="Times New Roman"/>
+          <w:sz w:val="24"/>
+        </w:rPr>
+        <w:t>7.4.</w:t>
+      </w:r>
+      <w:r>
+        <w:rPr>
+          <w:rFonts w:ascii="Times New Roman" w:hAnsi="Times New Roman"/>
+          <w:sz w:val="24"/>
+        </w:rPr>
+        <w:tab/>
+      </w:r>
+      <w:r>
+        <w:rPr>
+          <w:rFonts w:ascii="Times New Roman" w:hAnsi="Times New Roman"/>
+          <w:sz w:val="24"/>
+        </w:rPr>
+        <w:t>В случае нарушения Лицензионного договора Лицензиат несет полную ответственность по действующему законодательству Российской Федерации, а также лишается права использования Программного обеспечения.</w:t>
+      </w:r>
+    </w:p>
+    <w:p>
+      <w:pPr>
+        <w:spacing w:after="0"/>
+        <w:ind w:firstLine="709"/>
+        <w:jc w:val="both"/>
+        <w:rPr>
+          <w:rFonts w:ascii="Times New Roman" w:hAnsi="Times New Roman"/>
+          <w:sz w:val="24"/>
+        </w:rPr>
+      </w:pPr>
+    </w:p>
+    <w:p>
+      <w:pPr>
         <w:keepNext/>
-        <w:numPr>
-          <w:ilvl w:val="0"/>
-          <w:numId w:val="4"/>
-        </w:numPr>
         <w:spacing w:after="0" w:line="240" w:lineRule="auto"/>
+        <w:ind w:left="420" w:hanging="420"/>
         <w:jc w:val="center"/>
         <w:outlineLvl w:val="2"/>
         <w:rPr>
@@ -1518,6 +1794,22 @@
           <w:sz w:val="24"/>
         </w:rPr>
       </w:pPr>
+      <w:r>
+        <w:rPr>
+          <w:rFonts w:ascii="Times New Roman" w:hAnsi="Times New Roman"/>
+          <w:b/>
+          <w:sz w:val="24"/>
+        </w:rPr>
+        <w:t>8.</w:t>
+      </w:r>
+      <w:r>
+        <w:rPr>
+          <w:rFonts w:ascii="Times New Roman" w:hAnsi="Times New Roman"/>
+          <w:b/>
+          <w:sz w:val="24"/>
+        </w:rPr>
+        <w:tab/>
+      </w:r>
       <w:r>
         <w:rPr>
           <w:rFonts w:ascii="Times New Roman" w:hAnsi="Times New Roman"/>
@@ -1543,13 +1835,8 @@
     </w:p>
     <w:p>
       <w:pPr>
-        <w:pStyle w:val="a7"/>
-        <w:numPr>
-          <w:ilvl w:val="1"/>
-          <w:numId w:val="4"/>
-        </w:numPr>
         <w:spacing w:after="0"/>
-        <w:ind w:left="0" w:firstLine="709"/>
+        <w:ind w:firstLine="709"/>
         <w:jc w:val="both"/>
         <w:rPr>
           <w:rFonts w:ascii="Times New Roman" w:hAnsi="Times New Roman"/>
@@ -1561,18 +1848,27 @@
           <w:rFonts w:ascii="Times New Roman" w:hAnsi="Times New Roman"/>
           <w:sz w:val="24"/>
         </w:rPr>
+        <w:t>8.1.</w:t>
+      </w:r>
+      <w:r>
+        <w:rPr>
+          <w:rFonts w:ascii="Times New Roman" w:hAnsi="Times New Roman"/>
+          <w:sz w:val="24"/>
+        </w:rPr>
+        <w:tab/>
+      </w:r>
+      <w:r>
+        <w:rPr>
+          <w:rFonts w:ascii="Times New Roman" w:hAnsi="Times New Roman"/>
+          <w:sz w:val="24"/>
+        </w:rPr>
         <w:t>Любые изменения и дополнения, вносимые в Лицензионный договор, оформляются дополнительными соглашениями, подписываемыми Лицензиаром и Лицензиатом, и являющимися его неотъемлемыми частями.</w:t>
       </w:r>
     </w:p>
     <w:p>
       <w:pPr>
-        <w:pStyle w:val="a7"/>
-        <w:numPr>
-          <w:ilvl w:val="1"/>
-          <w:numId w:val="4"/>
-        </w:numPr>
         <w:spacing w:after="0"/>
-        <w:ind w:left="0" w:firstLine="709"/>
+        <w:ind w:firstLine="709"/>
         <w:jc w:val="both"/>
         <w:rPr>
           <w:rFonts w:ascii="Times New Roman" w:hAnsi="Times New Roman"/>
@@ -1584,25 +1880,47 @@
           <w:rFonts w:ascii="Times New Roman" w:hAnsi="Times New Roman"/>
           <w:sz w:val="24"/>
         </w:rPr>
-        <w:lastRenderedPageBreak/>
+        <w:t>8.2.</w:t>
+      </w:r>
+      <w:r>
+        <w:rPr>
+          <w:rFonts w:ascii="Times New Roman" w:hAnsi="Times New Roman"/>
+          <w:sz w:val="24"/>
+        </w:rPr>
+        <w:tab/>
+      </w:r>
+      <w:r>
+        <w:rPr>
+          <w:rFonts w:ascii="Times New Roman" w:hAnsi="Times New Roman"/>
+          <w:sz w:val="24"/>
+        </w:rPr>
         <w:t>Лицензионный договор может быть расторгнут по основаниям и в порядке, установленным действующим законодательством Российской Федерации. Любые изменения и/или дополнения к Лицензионному договору действительны только в том случае, если они совершены в письменной форме и подписаны уполномоченными представителями обеих Сторон.</w:t>
       </w:r>
     </w:p>
     <w:p>
       <w:pPr>
-        <w:pStyle w:val="a7"/>
-        <w:numPr>
-          <w:ilvl w:val="1"/>
-          <w:numId w:val="4"/>
-        </w:numPr>
         <w:spacing w:after="0"/>
-        <w:ind w:left="0" w:firstLine="709"/>
+        <w:ind w:firstLine="709"/>
         <w:jc w:val="both"/>
         <w:rPr>
           <w:rFonts w:ascii="Times New Roman" w:hAnsi="Times New Roman"/>
           <w:sz w:val="24"/>
         </w:rPr>
       </w:pPr>
+      <w:r>
+        <w:rPr>
+          <w:rFonts w:ascii="Times New Roman" w:hAnsi="Times New Roman"/>
+          <w:sz w:val="24"/>
+        </w:rPr>
+        <w:t>8.3.</w:t>
+      </w:r>
+      <w:r>
+        <w:rPr>
+          <w:rFonts w:ascii="Times New Roman" w:hAnsi="Times New Roman"/>
+          <w:sz w:val="24"/>
+        </w:rPr>
+        <w:tab/>
+      </w:r>
       <w:r>
         <w:rPr>
           <w:rFonts w:ascii="Times New Roman" w:hAnsi="Times New Roman"/>
@@ -1623,13 +1941,9 @@
     </w:p>
     <w:p>
       <w:pPr>
-        <w:pStyle w:val="a7"/>
         <w:keepNext/>
-        <w:numPr>
-          <w:ilvl w:val="0"/>
-          <w:numId w:val="4"/>
-        </w:numPr>
         <w:spacing w:after="0" w:line="240" w:lineRule="auto"/>
+        <w:ind w:left="420" w:hanging="420"/>
         <w:jc w:val="center"/>
         <w:outlineLvl w:val="2"/>
         <w:rPr>
@@ -1638,6 +1952,22 @@
           <w:sz w:val="24"/>
         </w:rPr>
       </w:pPr>
+      <w:r>
+        <w:rPr>
+          <w:rFonts w:ascii="Times New Roman" w:hAnsi="Times New Roman"/>
+          <w:b/>
+          <w:sz w:val="24"/>
+        </w:rPr>
+        <w:t>9.</w:t>
+      </w:r>
+      <w:r>
+        <w:rPr>
+          <w:rFonts w:ascii="Times New Roman" w:hAnsi="Times New Roman"/>
+          <w:b/>
+          <w:sz w:val="24"/>
+        </w:rPr>
+        <w:tab/>
+      </w:r>
       <w:r>
         <w:rPr>
           <w:rFonts w:ascii="Times New Roman" w:hAnsi="Times New Roman"/>
@@ -1663,13 +1993,8 @@
     </w:p>
     <w:p>
       <w:pPr>
-        <w:pStyle w:val="a7"/>
-        <w:numPr>
-          <w:ilvl w:val="1"/>
-          <w:numId w:val="4"/>
-        </w:numPr>
         <w:spacing w:after="0"/>
-        <w:ind w:left="0" w:firstLine="709"/>
+        <w:ind w:firstLine="709"/>
         <w:jc w:val="both"/>
         <w:rPr>
           <w:rFonts w:ascii="Times New Roman" w:hAnsi="Times New Roman"/>
@@ -1681,24 +2006,47 @@
           <w:rFonts w:ascii="Times New Roman" w:hAnsi="Times New Roman"/>
           <w:sz w:val="24"/>
         </w:rPr>
+        <w:t>9.1.</w:t>
+      </w:r>
+      <w:r>
+        <w:rPr>
+          <w:rFonts w:ascii="Times New Roman" w:hAnsi="Times New Roman"/>
+          <w:sz w:val="24"/>
+        </w:rPr>
+        <w:tab/>
+      </w:r>
+      <w:r>
+        <w:rPr>
+          <w:rFonts w:ascii="Times New Roman" w:hAnsi="Times New Roman"/>
+          <w:sz w:val="24"/>
+        </w:rPr>
         <w:t>Все споры и разногласия, возникшие в связи с исполнением настоящего Лицензионного договора, его изменением, расторжением или признанием недействительным, Стороны будут стремиться решить путем переговоров, а достигнутые договоренности оформлять в виде дополнительных соглашений, подписанных Сторонами и скрепленных печатями (при наличии).</w:t>
       </w:r>
     </w:p>
     <w:p>
       <w:pPr>
-        <w:pStyle w:val="a7"/>
-        <w:numPr>
-          <w:ilvl w:val="1"/>
-          <w:numId w:val="4"/>
-        </w:numPr>
         <w:spacing w:after="0"/>
-        <w:ind w:left="0" w:firstLine="709"/>
+        <w:ind w:firstLine="709"/>
         <w:jc w:val="both"/>
         <w:rPr>
           <w:rFonts w:ascii="Times New Roman" w:hAnsi="Times New Roman"/>
           <w:sz w:val="24"/>
         </w:rPr>
       </w:pPr>
+      <w:r>
+        <w:rPr>
+          <w:rFonts w:ascii="Times New Roman" w:hAnsi="Times New Roman"/>
+          <w:sz w:val="24"/>
+        </w:rPr>
+        <w:t>9.2.</w:t>
+      </w:r>
+      <w:r>
+        <w:rPr>
+          <w:rFonts w:ascii="Times New Roman" w:hAnsi="Times New Roman"/>
+          <w:sz w:val="24"/>
+        </w:rPr>
+        <w:tab/>
+      </w:r>
       <w:r>
         <w:rPr>
           <w:rFonts w:ascii="Times New Roman" w:hAnsi="Times New Roman"/>
@@ -1719,13 +2067,9 @@
     </w:p>
     <w:p>
       <w:pPr>
-        <w:pStyle w:val="a7"/>
         <w:keepNext/>
-        <w:numPr>
-          <w:ilvl w:val="0"/>
-          <w:numId w:val="4"/>
-        </w:numPr>
         <w:spacing w:after="0" w:line="240" w:lineRule="auto"/>
+        <w:ind w:left="420" w:hanging="420"/>
         <w:jc w:val="center"/>
         <w:outlineLvl w:val="2"/>
         <w:rPr>
@@ -1734,6 +2078,22 @@
           <w:sz w:val="24"/>
         </w:rPr>
       </w:pPr>
+      <w:r>
+        <w:rPr>
+          <w:rFonts w:ascii="Times New Roman" w:hAnsi="Times New Roman"/>
+          <w:b/>
+          <w:sz w:val="24"/>
+        </w:rPr>
+        <w:t>10.</w:t>
+      </w:r>
+      <w:r>
+        <w:rPr>
+          <w:rFonts w:ascii="Times New Roman" w:hAnsi="Times New Roman"/>
+          <w:b/>
+          <w:sz w:val="24"/>
+        </w:rPr>
+        <w:tab/>
+      </w:r>
       <w:r>
         <w:rPr>
           <w:rFonts w:ascii="Times New Roman" w:hAnsi="Times New Roman"/>
@@ -1759,13 +2119,8 @@
     </w:p>
     <w:p>
       <w:pPr>
-        <w:pStyle w:val="a7"/>
-        <w:numPr>
-          <w:ilvl w:val="1"/>
-          <w:numId w:val="4"/>
-        </w:numPr>
         <w:spacing w:after="0"/>
-        <w:ind w:left="0" w:firstLine="709"/>
+        <w:ind w:firstLine="709"/>
         <w:jc w:val="both"/>
         <w:rPr>
           <w:rFonts w:ascii="Times New Roman" w:hAnsi="Times New Roman"/>
@@ -1777,24 +2132,47 @@
           <w:rFonts w:ascii="Times New Roman" w:hAnsi="Times New Roman"/>
           <w:sz w:val="24"/>
         </w:rPr>
+        <w:t>10.1.</w:t>
+      </w:r>
+      <w:r>
+        <w:rPr>
+          <w:rFonts w:ascii="Times New Roman" w:hAnsi="Times New Roman"/>
+          <w:sz w:val="24"/>
+        </w:rPr>
+        <w:tab/>
+      </w:r>
+      <w:r>
+        <w:rPr>
+          <w:rFonts w:ascii="Times New Roman" w:hAnsi="Times New Roman"/>
+          <w:sz w:val="24"/>
+        </w:rPr>
         <w:t>Все вопросы, не урегулированные в Лицензионном договоре, разрешаются в соответствии с Соглашением, а также действующим законодательством Российской Федерации.</w:t>
       </w:r>
     </w:p>
     <w:p>
       <w:pPr>
-        <w:pStyle w:val="a7"/>
-        <w:numPr>
-          <w:ilvl w:val="1"/>
-          <w:numId w:val="4"/>
-        </w:numPr>
         <w:spacing w:after="0"/>
-        <w:ind w:left="0" w:firstLine="709"/>
+        <w:ind w:firstLine="709"/>
         <w:jc w:val="both"/>
         <w:rPr>
           <w:rFonts w:ascii="Times New Roman" w:hAnsi="Times New Roman"/>
           <w:sz w:val="24"/>
         </w:rPr>
       </w:pPr>
+      <w:r>
+        <w:rPr>
+          <w:rFonts w:ascii="Times New Roman" w:hAnsi="Times New Roman"/>
+          <w:sz w:val="24"/>
+        </w:rPr>
+        <w:t>10.2.</w:t>
+      </w:r>
+      <w:r>
+        <w:rPr>
+          <w:rFonts w:ascii="Times New Roman" w:hAnsi="Times New Roman"/>
+          <w:sz w:val="24"/>
+        </w:rPr>
+        <w:tab/>
+      </w:r>
       <w:r>
         <w:rPr>
           <w:rFonts w:ascii="Times New Roman" w:hAnsi="Times New Roman"/>
@@ -1815,13 +2193,9 @@
     </w:p>
     <w:p>
       <w:pPr>
-        <w:pStyle w:val="a7"/>
         <w:keepNext/>
-        <w:numPr>
-          <w:ilvl w:val="0"/>
-          <w:numId w:val="4"/>
-        </w:numPr>
         <w:spacing w:after="0" w:line="240" w:lineRule="auto"/>
+        <w:ind w:left="420" w:hanging="420"/>
         <w:jc w:val="center"/>
         <w:outlineLvl w:val="2"/>
         <w:rPr>
@@ -1831,6 +2205,24 @@
           <w:szCs w:val="24"/>
         </w:rPr>
       </w:pPr>
+      <w:r>
+        <w:rPr>
+          <w:rFonts w:ascii="Times New Roman" w:hAnsi="Times New Roman"/>
+          <w:b/>
+          <w:sz w:val="24"/>
+          <w:szCs w:val="24"/>
+        </w:rPr>
+        <w:t>11.</w:t>
+      </w:r>
+      <w:r>
+        <w:rPr>
+          <w:rFonts w:ascii="Times New Roman" w:hAnsi="Times New Roman"/>
+          <w:b/>
+          <w:sz w:val="24"/>
+          <w:szCs w:val="24"/>
+        </w:rPr>
+        <w:tab/>
+      </w:r>
       <w:r>
         <w:rPr>
           <w:rFonts w:ascii="Times New Roman" w:hAnsi="Times New Roman"/>
@@ -2140,7 +2532,6 @@
                       <w:sz w:val="24"/>
                       <w:szCs w:val="24"/>
                     </w:rPr>
-                    <w:lastRenderedPageBreak/>
                     <w:t>БИК: 011909101</w:t>
                   </w:r>
                 </w:p>
@@ -2298,7 +2689,6 @@
                       <w:sz w:val="24"/>
                       <w:szCs w:val="24"/>
                     </w:rPr>
-                    <w:lastRenderedPageBreak/>
                     <w:t>Министр</w:t>
                   </w:r>
                 </w:p>
@@ -2391,7 +2781,6 @@
                       <w:sz w:val="24"/>
                       <w:szCs w:val="24"/>
                     </w:rPr>
-                    <w:lastRenderedPageBreak/>
                     <w:t>Лицензиат:</w:t>
                   </w:r>
                 </w:p>
@@ -2552,61 +2941,7 @@
                       <w:sz w:val="24"/>
                       <w:szCs w:val="24"/>
                     </w:rPr>
-                    <w:t xml:space="preserve">197198, г. Санкт-Петербург, ул. Красного Курсанта, д. 25 </w:t>
-                  </w:r>
-                  <w:proofErr w:type="gramStart"/>
-                  <w:r>
-                    <w:rPr>
-                      <w:rFonts w:ascii="Times New Roman" w:hAnsi="Times New Roman"/>
-                      <w:sz w:val="24"/>
-                      <w:szCs w:val="24"/>
-                    </w:rPr>
-                    <w:t>литера В</w:t>
-                  </w:r>
-                  <w:proofErr w:type="gramEnd"/>
-                  <w:r>
-                    <w:rPr>
-                      <w:rFonts w:ascii="Times New Roman" w:hAnsi="Times New Roman"/>
-                      <w:sz w:val="24"/>
-                      <w:szCs w:val="24"/>
-                    </w:rPr>
-                    <w:t xml:space="preserve"> ком. 308 · Бизнес-центр «</w:t>
-                  </w:r>
-                  <w:proofErr w:type="spellStart"/>
-                  <w:r>
-                    <w:rPr>
-                      <w:rFonts w:ascii="Times New Roman" w:hAnsi="Times New Roman"/>
-                      <w:sz w:val="24"/>
-                      <w:szCs w:val="24"/>
-                    </w:rPr>
-                    <w:t>Red</w:t>
-                  </w:r>
-                  <w:proofErr w:type="spellEnd"/>
-                  <w:r>
-                    <w:rPr>
-                      <w:rFonts w:ascii="Times New Roman" w:hAnsi="Times New Roman"/>
-                      <w:sz w:val="24"/>
-                      <w:szCs w:val="24"/>
-                    </w:rPr>
-                    <w:t xml:space="preserve"> </w:t>
-                  </w:r>
-                  <w:proofErr w:type="spellStart"/>
-                  <w:r>
-                    <w:rPr>
-                      <w:rFonts w:ascii="Times New Roman" w:hAnsi="Times New Roman"/>
-                      <w:sz w:val="24"/>
-                      <w:szCs w:val="24"/>
-                    </w:rPr>
-                    <w:t>Cadet</w:t>
-                  </w:r>
-                  <w:proofErr w:type="spellEnd"/>
-                  <w:r>
-                    <w:rPr>
-                      <w:rFonts w:ascii="Times New Roman" w:hAnsi="Times New Roman"/>
-                      <w:sz w:val="24"/>
-                      <w:szCs w:val="24"/>
-                    </w:rPr>
-                    <w:t>»</w:t>
+                    <w:t>197198, г. Санкт-Петербург, ул. Красного Курсанта, д. 25 литера В ком. 308 · Бизнес-центр «Red Cadet»</w:t>
                   </w:r>
                 </w:p>
                 <w:p>
@@ -2691,7 +3026,6 @@
                       <w:sz w:val="24"/>
                       <w:szCs w:val="24"/>
                     </w:rPr>
-                    <w:lastRenderedPageBreak/>
                     <w:t>«Промсвязьбанк» г. Москва</w:t>
                   </w:r>
                 </w:p>
@@ -2848,7 +3182,6 @@
                       </w:rPr>
                       <w:t>@</w:t>
                     </w:r>
-                    <w:proofErr w:type="spellStart"/>
                     <w:r>
                       <w:rPr>
                         <w:rStyle w:val="af1"/>
@@ -2860,7 +3193,6 @@
                       </w:rPr>
                       <w:t>urbantechgroup</w:t>
                     </w:r>
-                    <w:proofErr w:type="spellEnd"/>
                     <w:r>
                       <w:rPr>
                         <w:rStyle w:val="af1"/>
@@ -2871,7 +3203,6 @@
                       </w:rPr>
                       <w:t>.</w:t>
                     </w:r>
-                    <w:proofErr w:type="spellStart"/>
                     <w:r>
                       <w:rPr>
                         <w:rStyle w:val="af1"/>
@@ -2883,7 +3214,6 @@
                       </w:rPr>
                       <w:t>ru</w:t>
                     </w:r>
-                    <w:proofErr w:type="spellEnd"/>
                   </w:hyperlink>
                 </w:p>
                 <w:p>
@@ -2925,7 +3255,6 @@
                       <w:sz w:val="24"/>
                       <w:szCs w:val="24"/>
                     </w:rPr>
-                    <w:lastRenderedPageBreak/>
                     <w:t>Генеральный директор</w:t>
                   </w:r>
                 </w:p>
@@ -3057,7 +3386,6 @@
           <w:rFonts w:ascii="Times New Roman" w:hAnsi="Times New Roman"/>
           <w:sz w:val="24"/>
         </w:rPr>
-        <w:lastRenderedPageBreak/>
         <w:t>Приложение № 1</w:t>
       </w:r>
     </w:p>
@@ -3320,7 +3648,6 @@
               <w:bottom w:val="single" w:sz="4" w:space="0" w:color="000000"/>
               <w:right w:val="single" w:sz="4" w:space="0" w:color="000000"/>
             </w:tcBorders>
-            <w:shd w:val="clear" w:color="auto" w:fill="auto"/>
             <w:tcMar>
               <w:top w:w="80" w:type="dxa"/>
               <w:left w:w="80" w:type="dxa"/>
@@ -3356,7 +3683,6 @@
               <w:bottom w:val="single" w:sz="4" w:space="0" w:color="000000"/>
               <w:right w:val="single" w:sz="4" w:space="0" w:color="000000"/>
             </w:tcBorders>
-            <w:shd w:val="clear" w:color="auto" w:fill="auto"/>
             <w:tcMar>
               <w:top w:w="80" w:type="dxa"/>
               <w:left w:w="80" w:type="dxa"/>
@@ -3385,7 +3711,6 @@
               <w:bottom w:val="single" w:sz="4" w:space="0" w:color="000000"/>
               <w:right w:val="single" w:sz="4" w:space="0" w:color="000000"/>
             </w:tcBorders>
-            <w:shd w:val="clear" w:color="auto" w:fill="auto"/>
             <w:tcMar>
               <w:top w:w="80" w:type="dxa"/>
               <w:left w:w="80" w:type="dxa"/>
@@ -3419,7 +3744,6 @@
               <w:bottom w:val="single" w:sz="4" w:space="0" w:color="000000"/>
               <w:right w:val="single" w:sz="4" w:space="0" w:color="000000"/>
             </w:tcBorders>
-            <w:shd w:val="clear" w:color="auto" w:fill="auto"/>
             <w:tcMar>
               <w:top w:w="80" w:type="dxa"/>
               <w:left w:w="80" w:type="dxa"/>
@@ -3455,7 +3779,6 @@
               <w:bottom w:val="single" w:sz="4" w:space="0" w:color="000000"/>
               <w:right w:val="single" w:sz="4" w:space="0" w:color="000000"/>
             </w:tcBorders>
-            <w:shd w:val="clear" w:color="auto" w:fill="auto"/>
             <w:tcMar>
               <w:top w:w="80" w:type="dxa"/>
               <w:left w:w="80" w:type="dxa"/>
@@ -3484,7 +3807,6 @@
               <w:bottom w:val="single" w:sz="4" w:space="0" w:color="000000"/>
               <w:right w:val="single" w:sz="4" w:space="0" w:color="000000"/>
             </w:tcBorders>
-            <w:shd w:val="clear" w:color="auto" w:fill="auto"/>
             <w:tcMar>
               <w:top w:w="80" w:type="dxa"/>
               <w:left w:w="80" w:type="dxa"/>
@@ -3518,7 +3840,6 @@
               <w:bottom w:val="single" w:sz="4" w:space="0" w:color="000000"/>
               <w:right w:val="single" w:sz="4" w:space="0" w:color="000000"/>
             </w:tcBorders>
-            <w:shd w:val="clear" w:color="auto" w:fill="auto"/>
             <w:tcMar>
               <w:top w:w="80" w:type="dxa"/>
               <w:left w:w="80" w:type="dxa"/>
@@ -3554,7 +3875,6 @@
               <w:bottom w:val="single" w:sz="4" w:space="0" w:color="000000"/>
               <w:right w:val="single" w:sz="4" w:space="0" w:color="000000"/>
             </w:tcBorders>
-            <w:shd w:val="clear" w:color="auto" w:fill="auto"/>
             <w:tcMar>
               <w:top w:w="80" w:type="dxa"/>
               <w:left w:w="80" w:type="dxa"/>
@@ -3583,7 +3903,6 @@
               <w:bottom w:val="single" w:sz="4" w:space="0" w:color="000000"/>
               <w:right w:val="single" w:sz="4" w:space="0" w:color="000000"/>
             </w:tcBorders>
-            <w:shd w:val="clear" w:color="auto" w:fill="auto"/>
             <w:tcMar>
               <w:top w:w="80" w:type="dxa"/>
               <w:left w:w="80" w:type="dxa"/>
@@ -3617,7 +3936,6 @@
               <w:bottom w:val="single" w:sz="4" w:space="0" w:color="000000"/>
               <w:right w:val="single" w:sz="4" w:space="0" w:color="000000"/>
             </w:tcBorders>
-            <w:shd w:val="clear" w:color="auto" w:fill="auto"/>
             <w:tcMar>
               <w:top w:w="80" w:type="dxa"/>
               <w:left w:w="80" w:type="dxa"/>
@@ -3653,7 +3971,6 @@
               <w:bottom w:val="single" w:sz="4" w:space="0" w:color="000000"/>
               <w:right w:val="single" w:sz="4" w:space="0" w:color="000000"/>
             </w:tcBorders>
-            <w:shd w:val="clear" w:color="auto" w:fill="auto"/>
             <w:tcMar>
               <w:top w:w="80" w:type="dxa"/>
               <w:left w:w="80" w:type="dxa"/>
@@ -3682,7 +3999,6 @@
               <w:bottom w:val="single" w:sz="4" w:space="0" w:color="000000"/>
               <w:right w:val="single" w:sz="4" w:space="0" w:color="000000"/>
             </w:tcBorders>
-            <w:shd w:val="clear" w:color="auto" w:fill="auto"/>
             <w:tcMar>
               <w:top w:w="80" w:type="dxa"/>
               <w:left w:w="80" w:type="dxa"/>
@@ -4153,7 +4469,6 @@
           <w:rFonts w:ascii="Times New Roman" w:hAnsi="Times New Roman"/>
           <w:sz w:val="24"/>
         </w:rPr>
-        <w:lastRenderedPageBreak/>
         <w:t>Приложение № 2</w:t>
       </w:r>
     </w:p>
@@ -4294,7 +4609,6 @@
               <w:bottom w:val="nil"/>
               <w:right w:val="nil"/>
             </w:tcBorders>
-            <w:shd w:val="clear" w:color="auto" w:fill="auto"/>
             <w:tcMar>
               <w:top w:w="80" w:type="dxa"/>
               <w:left w:w="80" w:type="dxa"/>
@@ -4327,7 +4641,6 @@
               <w:bottom w:val="nil"/>
               <w:right w:val="nil"/>
             </w:tcBorders>
-            <w:shd w:val="clear" w:color="auto" w:fill="auto"/>
             <w:tcMar>
               <w:top w:w="80" w:type="dxa"/>
               <w:left w:w="80" w:type="dxa"/>
@@ -4468,25 +4781,7 @@
           <w:sz w:val="24"/>
           <w:szCs w:val="24"/>
         </w:rPr>
-        <w:t xml:space="preserve">и общество с ограниченной ответственностью «МВС», в лице Генерального директора </w:t>
-      </w:r>
-      <w:proofErr w:type="spellStart"/>
-      <w:r>
-        <w:rPr>
-          <w:rFonts w:ascii="Times New Roman" w:hAnsi="Times New Roman"/>
-          <w:sz w:val="24"/>
-          <w:szCs w:val="24"/>
-        </w:rPr>
-        <w:t>Хазова</w:t>
-      </w:r>
-      <w:proofErr w:type="spellEnd"/>
-      <w:r>
-        <w:rPr>
-          <w:rFonts w:ascii="Times New Roman" w:hAnsi="Times New Roman"/>
-          <w:sz w:val="24"/>
-          <w:szCs w:val="24"/>
-        </w:rPr>
-        <w:t xml:space="preserve"> Даниила Владимировича (далее – Лицензиат), действующего на основании Устава, с другой стороны,</w:t>
+        <w:t>и общество с ограниченной ответственностью «МВС», в лице Генерального директора Хазова Даниила Владимировича (далее – Лицензиат), действующего на основании Устава, с другой стороны,</w:t>
       </w:r>
     </w:p>
     <w:p>
@@ -4703,7 +4998,6 @@
               <w:bottom w:val="single" w:sz="4" w:space="0" w:color="000000"/>
               <w:right w:val="single" w:sz="4" w:space="0" w:color="000000"/>
             </w:tcBorders>
-            <w:shd w:val="clear" w:color="auto" w:fill="auto"/>
             <w:tcMar>
               <w:top w:w="80" w:type="dxa"/>
               <w:left w:w="80" w:type="dxa"/>
@@ -4740,7 +5034,6 @@
               <w:bottom w:val="single" w:sz="4" w:space="0" w:color="000000"/>
               <w:right w:val="single" w:sz="4" w:space="0" w:color="000000"/>
             </w:tcBorders>
-            <w:shd w:val="clear" w:color="auto" w:fill="auto"/>
             <w:tcMar>
               <w:top w:w="80" w:type="dxa"/>
               <w:left w:w="80" w:type="dxa"/>
@@ -4770,7 +5063,6 @@
               <w:bottom w:val="single" w:sz="4" w:space="0" w:color="000000"/>
               <w:right w:val="single" w:sz="4" w:space="0" w:color="000000"/>
             </w:tcBorders>
-            <w:shd w:val="clear" w:color="auto" w:fill="auto"/>
             <w:tcMar>
               <w:top w:w="80" w:type="dxa"/>
               <w:left w:w="80" w:type="dxa"/>
@@ -4805,7 +5097,6 @@
               <w:bottom w:val="single" w:sz="4" w:space="0" w:color="000000"/>
               <w:right w:val="single" w:sz="4" w:space="0" w:color="000000"/>
             </w:tcBorders>
-            <w:shd w:val="clear" w:color="auto" w:fill="auto"/>
             <w:tcMar>
               <w:top w:w="80" w:type="dxa"/>
               <w:left w:w="80" w:type="dxa"/>
@@ -4842,7 +5133,6 @@
               <w:bottom w:val="single" w:sz="4" w:space="0" w:color="000000"/>
               <w:right w:val="single" w:sz="4" w:space="0" w:color="000000"/>
             </w:tcBorders>
-            <w:shd w:val="clear" w:color="auto" w:fill="auto"/>
             <w:tcMar>
               <w:top w:w="80" w:type="dxa"/>
               <w:left w:w="80" w:type="dxa"/>
@@ -4872,7 +5162,6 @@
               <w:bottom w:val="single" w:sz="4" w:space="0" w:color="000000"/>
               <w:right w:val="single" w:sz="4" w:space="0" w:color="000000"/>
             </w:tcBorders>
-            <w:shd w:val="clear" w:color="auto" w:fill="auto"/>
             <w:tcMar>
               <w:top w:w="80" w:type="dxa"/>
               <w:left w:w="80" w:type="dxa"/>
@@ -4907,7 +5196,6 @@
               <w:bottom w:val="single" w:sz="4" w:space="0" w:color="000000"/>
               <w:right w:val="single" w:sz="4" w:space="0" w:color="000000"/>
             </w:tcBorders>
-            <w:shd w:val="clear" w:color="auto" w:fill="auto"/>
             <w:tcMar>
               <w:top w:w="80" w:type="dxa"/>
               <w:left w:w="80" w:type="dxa"/>
@@ -4944,7 +5232,6 @@
               <w:bottom w:val="single" w:sz="4" w:space="0" w:color="000000"/>
               <w:right w:val="single" w:sz="4" w:space="0" w:color="000000"/>
             </w:tcBorders>
-            <w:shd w:val="clear" w:color="auto" w:fill="auto"/>
             <w:tcMar>
               <w:top w:w="80" w:type="dxa"/>
               <w:left w:w="80" w:type="dxa"/>
@@ -4974,7 +5261,6 @@
               <w:bottom w:val="single" w:sz="4" w:space="0" w:color="000000"/>
               <w:right w:val="single" w:sz="4" w:space="0" w:color="000000"/>
             </w:tcBorders>
-            <w:shd w:val="clear" w:color="auto" w:fill="auto"/>
             <w:tcMar>
               <w:top w:w="80" w:type="dxa"/>
               <w:left w:w="80" w:type="dxa"/>
@@ -5009,7 +5295,6 @@
               <w:bottom w:val="single" w:sz="4" w:space="0" w:color="000000"/>
               <w:right w:val="single" w:sz="4" w:space="0" w:color="000000"/>
             </w:tcBorders>
-            <w:shd w:val="clear" w:color="auto" w:fill="auto"/>
             <w:tcMar>
               <w:top w:w="80" w:type="dxa"/>
               <w:left w:w="80" w:type="dxa"/>
@@ -5046,7 +5331,6 @@
               <w:bottom w:val="single" w:sz="4" w:space="0" w:color="000000"/>
               <w:right w:val="single" w:sz="4" w:space="0" w:color="000000"/>
             </w:tcBorders>
-            <w:shd w:val="clear" w:color="auto" w:fill="auto"/>
             <w:tcMar>
               <w:top w:w="80" w:type="dxa"/>
               <w:left w:w="80" w:type="dxa"/>
@@ -5076,7 +5360,6 @@
               <w:bottom w:val="single" w:sz="4" w:space="0" w:color="000000"/>
               <w:right w:val="single" w:sz="4" w:space="0" w:color="000000"/>
             </w:tcBorders>
-            <w:shd w:val="clear" w:color="auto" w:fill="auto"/>
             <w:tcMar>
               <w:top w:w="80" w:type="dxa"/>
               <w:left w:w="80" w:type="dxa"/>
@@ -5229,7 +5512,6 @@
           <w:rFonts w:ascii="Times New Roman" w:hAnsi="Times New Roman"/>
           <w:sz w:val="24"/>
         </w:rPr>
-        <w:lastRenderedPageBreak/>
         <w:t xml:space="preserve">5. Лицензиат не имеет к Лицензиару каких-либо претензий относительно качества Программного обеспечения. </w:t>
       </w:r>
     </w:p>
@@ -5284,7 +5566,6 @@
               <w:bottom w:val="nil"/>
               <w:right w:val="nil"/>
             </w:tcBorders>
-            <w:shd w:val="clear" w:color="auto" w:fill="auto"/>
             <w:tcMar>
               <w:top w:w="80" w:type="dxa"/>
               <w:left w:w="80" w:type="dxa"/>
@@ -5311,7 +5592,6 @@
               <w:bottom w:val="nil"/>
               <w:right w:val="nil"/>
             </w:tcBorders>
-            <w:shd w:val="clear" w:color="auto" w:fill="auto"/>
             <w:tcMar>
               <w:top w:w="80" w:type="dxa"/>
               <w:left w:w="80" w:type="dxa"/>
@@ -5857,7 +6137,6 @@
               </w:rPr>
               <w:t xml:space="preserve">От </w:t>
             </w:r>
-            <w:proofErr w:type="spellStart"/>
             <w:r>
               <w:rPr>
                 <w:rFonts w:ascii="Times New Roman" w:hAnsi="Times New Roman"/>
@@ -5866,7 +6145,6 @@
               </w:rPr>
               <w:t>Концендента</w:t>
             </w:r>
-            <w:proofErr w:type="spellEnd"/>
             <w:r>
               <w:rPr>
                 <w:rFonts w:ascii="Times New Roman" w:hAnsi="Times New Roman"/>
@@ -6146,17 +6424,7 @@
                 <w:sz w:val="24"/>
                 <w:szCs w:val="24"/>
               </w:rPr>
-              <w:t>_______________ /Хазов Д</w:t>
-            </w:r>
-            <w:bookmarkStart w:id="1" w:name="_GoBack"/>
-            <w:bookmarkEnd w:id="1"/>
-            <w:r>
-              <w:rPr>
-                <w:rFonts w:ascii="Times New Roman" w:hAnsi="Times New Roman"/>
-                <w:sz w:val="24"/>
-                <w:szCs w:val="24"/>
-              </w:rPr>
-              <w:t>.В. /</w:t>
+              <w:t>_______________ /Хазов Д.В. /</w:t>
             </w:r>
           </w:p>
         </w:tc>
@@ -6180,7 +6448,7 @@
 </file>
 
 <file path=word/numbering.xml><?xml version="1.0" encoding="utf-8"?>
-<w:numbering xmlns:wpc="http://schemas.microsoft.com/office/word/2010/wordprocessingCanvas" xmlns:cx="http://schemas.microsoft.com/office/drawing/2014/chartex" xmlns:cx1="http://schemas.microsoft.com/office/drawing/2015/9/8/chartex" xmlns:cx2="http://schemas.microsoft.com/office/drawing/2015/10/21/chartex" xmlns:cx3="http://schemas.microsoft.com/office/drawing/2016/5/9/chartex" xmlns:cx4="http://schemas.microsoft.com/office/drawing/2016/5/10/chartex" xmlns:cx5="http://schemas.microsoft.com/office/drawing/2016/5/11/chartex" xmlns:cx6="http://schemas.microsoft.com/office/drawing/2016/5/12/chartex" xmlns:cx7="http://schemas.microsoft.com/office/drawing/2016/5/13/chartex" xmlns:cx8="http://schemas.microsoft.com/office/drawing/2016/5/14/chartex" xmlns:mc="http://schemas.openxmlformats.org/markup-compatibility/2006" xmlns:aink="http://schemas.microsoft.com/office/drawing/2016/ink" xmlns:am3d="http://schemas.microsoft.com/office/drawing/2017/model3d" xmlns:o="urn:schemas-microsoft-com:office:office" xmlns:r="http://schemas.openxmlformats.org/officeDocument/2006/relationships" xmlns:m="http://schemas.openxmlformats.org/officeDocument/2006/math" xmlns:v="urn:schemas-microsoft-com:vml" xmlns:wp14="http://schemas.microsoft.com/office/word/2010/wordprocessingDrawing" xmlns:wp="http://schemas.openxmlformats.org/drawingml/2006/wordprocessingDrawing" xmlns:w10="urn:schemas-microsoft-com:office:word" xmlns:w="http://schemas.openxmlformats.org/wordprocessingml/2006/main" xmlns:w14="http://schemas.microsoft.com/office/word/2010/wordml" xmlns:w15="http://schemas.microsoft.com/office/word/2012/wordml" xmlns:w16cid="http://schemas.microsoft.com/office/word/2016/wordml/cid" xmlns:w16se="http://schemas.microsoft.com/office/word/2015/wordml/symex" xmlns:wpg="http://schemas.microsoft.com/office/word/2010/wordprocessingGroup" xmlns:wpi="http://schemas.microsoft.com/office/word/2010/wordprocessingInk" xmlns:wne="http://schemas.microsoft.com/office/word/2006/wordml" xmlns:wps="http://schemas.microsoft.com/office/word/2010/wordprocessingShape" mc:Ignorable="w14 w15 w16se w16cid wp14">
+<w:numbering xmlns:wpc="http://schemas.microsoft.com/office/word/2010/wordprocessingCanvas" xmlns:cx="http://schemas.microsoft.com/office/drawing/2014/chartex" xmlns:cx1="http://schemas.microsoft.com/office/drawing/2015/9/8/chartex" xmlns:cx2="http://schemas.microsoft.com/office/drawing/2015/10/21/chartex" xmlns:cx3="http://schemas.microsoft.com/office/drawing/2016/5/9/chartex" xmlns:cx4="http://schemas.microsoft.com/office/drawing/2016/5/10/chartex" xmlns:cx5="http://schemas.microsoft.com/office/drawing/2016/5/11/chartex" xmlns:cx6="http://schemas.microsoft.com/office/drawing/2016/5/12/chartex" xmlns:cx7="http://schemas.microsoft.com/office/drawing/2016/5/13/chartex" xmlns:cx8="http://schemas.microsoft.com/office/drawing/2016/5/14/chartex" xmlns:mc="http://schemas.openxmlformats.org/markup-compatibility/2006" xmlns:aink="http://schemas.microsoft.com/office/drawing/2016/ink" xmlns:am3d="http://schemas.microsoft.com/office/drawing/2017/model3d" xmlns:o="urn:schemas-microsoft-com:office:office" xmlns:oel="http://schemas.microsoft.com/office/2019/extlst" xmlns:r="http://schemas.openxmlformats.org/officeDocument/2006/relationships" xmlns:m="http://schemas.openxmlformats.org/officeDocument/2006/math" xmlns:v="urn:schemas-microsoft-com:vml" xmlns:wp14="http://schemas.microsoft.com/office/word/2010/wordprocessingDrawing" xmlns:wp="http://schemas.openxmlformats.org/drawingml/2006/wordprocessingDrawing" xmlns:w10="urn:schemas-microsoft-com:office:word" xmlns:w="http://schemas.openxmlformats.org/wordprocessingml/2006/main" xmlns:w14="http://schemas.microsoft.com/office/word/2010/wordml" xmlns:w15="http://schemas.microsoft.com/office/word/2012/wordml" xmlns:w16cex="http://schemas.microsoft.com/office/word/2018/wordml/cex" xmlns:w16cid="http://schemas.microsoft.com/office/word/2016/wordml/cid" xmlns:w16="http://schemas.microsoft.com/office/word/2018/wordml" xmlns:w16du="http://schemas.microsoft.com/office/word/2023/wordml/word16du" xmlns:w16sdtdh="http://schemas.microsoft.com/office/word/2020/wordml/sdtdatahash" xmlns:w16sdtfl="http://schemas.microsoft.com/office/word/2024/wordml/sdtformatlock" xmlns:w16se="http://schemas.microsoft.com/office/word/2015/wordml/symex" xmlns:wpg="http://schemas.microsoft.com/office/word/2010/wordprocessingGroup" xmlns:wpi="http://schemas.microsoft.com/office/word/2010/wordprocessingInk" xmlns:wne="http://schemas.microsoft.com/office/word/2006/wordml" xmlns:wps="http://schemas.microsoft.com/office/word/2010/wordprocessingShape" mc:Ignorable="w14 w15 w16se w16cid w16 w16cex w16sdtdh w16sdtfl w16du wp14">
   <w:abstractNum w:abstractNumId="0" w15:restartNumberingAfterBreak="0">
     <w:nsid w:val="04461ACF"/>
     <w:multiLevelType w:val="multilevel"/>
@@ -7029,23 +7297,23 @@
       </w:rPr>
     </w:lvl>
   </w:abstractNum>
-  <w:num w:numId="1">
+  <w:num w:numId="1" w16cid:durableId="145368299">
     <w:abstractNumId w:val="3"/>
   </w:num>
-  <w:num w:numId="2">
+  <w:num w:numId="2" w16cid:durableId="698625615">
     <w:abstractNumId w:val="2"/>
   </w:num>
-  <w:num w:numId="3">
+  <w:num w:numId="3" w16cid:durableId="1517772908">
     <w:abstractNumId w:val="1"/>
   </w:num>
-  <w:num w:numId="4">
+  <w:num w:numId="4" w16cid:durableId="1032262162">
     <w:abstractNumId w:val="0"/>
   </w:num>
 </w:numbering>
 </file>
 
 <file path=word/styles.xml><?xml version="1.0" encoding="utf-8"?>
-<w:styles xmlns:mc="http://schemas.openxmlformats.org/markup-compatibility/2006" xmlns:r="http://schemas.openxmlformats.org/officeDocument/2006/relationships" xmlns:w="http://schemas.openxmlformats.org/wordprocessingml/2006/main" xmlns:w14="http://schemas.microsoft.com/office/word/2010/wordml" xmlns:w15="http://schemas.microsoft.com/office/word/2012/wordml" xmlns:w16cid="http://schemas.microsoft.com/office/word/2016/wordml/cid" xmlns:w16se="http://schemas.microsoft.com/office/word/2015/wordml/symex" mc:Ignorable="w14 w15 w16se w16cid">
+<w:styles xmlns:mc="http://schemas.openxmlformats.org/markup-compatibility/2006" xmlns:r="http://schemas.openxmlformats.org/officeDocument/2006/relationships" xmlns:w="http://schemas.openxmlformats.org/wordprocessingml/2006/main" xmlns:w14="http://schemas.microsoft.com/office/word/2010/wordml" xmlns:w15="http://schemas.microsoft.com/office/word/2012/wordml" xmlns:w16cex="http://schemas.microsoft.com/office/word/2018/wordml/cex" xmlns:w16cid="http://schemas.microsoft.com/office/word/2016/wordml/cid" xmlns:w16="http://schemas.microsoft.com/office/word/2018/wordml" xmlns:w16du="http://schemas.microsoft.com/office/word/2023/wordml/word16du" xmlns:w16sdtdh="http://schemas.microsoft.com/office/word/2020/wordml/sdtdatahash" xmlns:w16sdtfl="http://schemas.microsoft.com/office/word/2024/wordml/sdtformatlock" xmlns:w16se="http://schemas.microsoft.com/office/word/2015/wordml/symex" mc:Ignorable="w14 w15 w16se w16cid w16 w16cex w16sdtdh w16sdtfl w16du">
   <w:docDefaults>
     <w:rPrDefault>
       <w:rPr>
@@ -7061,7 +7329,7 @@
       </w:pPr>
     </w:pPrDefault>
   </w:docDefaults>
-  <w:latentStyles w:defLockedState="0" w:defUIPriority="99" w:defSemiHidden="0" w:defUnhideWhenUsed="0" w:defQFormat="0" w:count="375">
+  <w:latentStyles w:defLockedState="0" w:defUIPriority="99" w:defSemiHidden="0" w:defUnhideWhenUsed="0" w:defQFormat="0" w:count="376">
     <w:lsdException w:name="Normal" w:uiPriority="0" w:qFormat="1"/>
     <w:lsdException w:name="heading 1" w:uiPriority="9" w:qFormat="1"/>
     <w:lsdException w:name="heading 2" w:uiPriority="9" w:qFormat="1"/>
@@ -7215,7 +7483,7 @@
     <w:lsdException w:name="Table Web 2" w:semiHidden="1" w:unhideWhenUsed="1"/>
     <w:lsdException w:name="Table Web 3" w:semiHidden="1" w:unhideWhenUsed="1"/>
     <w:lsdException w:name="Balloon Text" w:semiHidden="1" w:unhideWhenUsed="1"/>
-    <w:lsdException w:name="Table Grid" w:semiHidden="1" w:uiPriority="0" w:unhideWhenUsed="1"/>
+    <w:lsdException w:name="Table Grid" w:uiPriority="0"/>
     <w:lsdException w:name="Table Theme" w:semiHidden="1" w:unhideWhenUsed="1"/>
     <w:lsdException w:name="Placeholder Text" w:semiHidden="1"/>
     <w:lsdException w:name="No Spacing" w:uiPriority="1" w:qFormat="1"/>
@@ -7436,6 +7704,7 @@
     <w:lsdException w:name="Smart Hyperlink" w:semiHidden="1" w:unhideWhenUsed="1"/>
     <w:lsdException w:name="Hashtag" w:semiHidden="1" w:unhideWhenUsed="1"/>
     <w:lsdException w:name="Unresolved Mention" w:semiHidden="1" w:unhideWhenUsed="1"/>
+    <w:lsdException w:name="Smart Link" w:semiHidden="1" w:unhideWhenUsed="1"/>
   </w:latentStyles>
   <w:style w:type="paragraph" w:default="1" w:styleId="a">
     <w:name w:val="Normal"/>
